--- a/_site/python/2021-06-14-04-ejecucion-condicional-con-python/index.docx
+++ b/_site/python/2021-06-14-04-ejecucion-condicional-con-python/index.docx
@@ -217,7 +217,7 @@
         <w:t xml:space="preserve">Palabras clave</w:t>
       </w:r>
       <w:r>
-        <w:t xml:space="preserve">: keyword1, keyword2</w:t>
+        <w:t xml:space="preserve">:</w:t>
       </w:r>
     </w:p>
     <w:p>
@@ -43868,6 +43868,33 @@
       </w:pPr>
       <w:r>
         <w:t xml:space="preserve">Estudio de algoritmos de decisión en economía</w:t>
+      </w:r>
+    </w:p>
+    <w:p>
+      <w:r>
+        <w:pict>
+          <v:rect style="width:0;height:1.5pt" o:hralign="center" o:hrstd="t" o:hr="t"/>
+        </w:pict>
+      </w:r>
+    </w:p>
+    <w:p>
+      <w:pPr>
+        <w:pStyle w:val="FirstParagraph"/>
+      </w:pPr>
+      <w:r>
+        <w:t xml:space="preserve">tipo: fragmento</w:t>
+      </w:r>
+      <w:r>
+        <w:t xml:space="preserve"> </w:t>
+      </w:r>
+      <w:r>
+        <w:t xml:space="preserve">titulo: texto de apertura del bloque «Publicaciones similares» (incluido en cada post)</w:t>
+      </w:r>
+      <w:r>
+        <w:t xml:space="preserve"> </w:t>
+      </w:r>
+      <w:r>
+        <w:t xml:space="preserve">—</w:t>
       </w:r>
     </w:p>
     <w:bookmarkEnd w:id="82"/>
@@ -44183,8 +44210,35 @@
       </w:hyperlink>
     </w:p>
     <w:p>
+      <w:r>
+        <w:pict>
+          <v:rect style="width:0;height:1.5pt" o:hralign="center" o:hrstd="t" o:hr="t"/>
+        </w:pict>
+      </w:r>
+    </w:p>
+    <w:p>
       <w:pPr>
         <w:pStyle w:val="FirstParagraph"/>
+      </w:pPr>
+      <w:r>
+        <w:t xml:space="preserve">tipo: fragmento</w:t>
+      </w:r>
+      <w:r>
+        <w:t xml:space="preserve"> </w:t>
+      </w:r>
+      <w:r>
+        <w:t xml:space="preserve">titulo: texto de cierre del bloque «Publicaciones similares» (incluido en cada post)</w:t>
+      </w:r>
+      <w:r>
+        <w:t xml:space="preserve"> </w:t>
+      </w:r>
+      <w:r>
+        <w:t xml:space="preserve">—</w:t>
+      </w:r>
+    </w:p>
+    <w:p>
+      <w:pPr>
+        <w:pStyle w:val="BodyText"/>
       </w:pPr>
       <w:r>
         <w:t xml:space="preserve">Esperamos que encuentres estas publicaciones igualmente interesantes y útiles. ¡Disfruta de la lectura!</w:t>

--- a/_site/python/2021-06-14-04-ejecucion-condicional-con-python/index.docx
+++ b/_site/python/2021-06-14-04-ejecucion-condicional-con-python/index.docx
@@ -43870,33 +43870,6 @@
         <w:t xml:space="preserve">Estudio de algoritmos de decisión en economía</w:t>
       </w:r>
     </w:p>
-    <w:p>
-      <w:r>
-        <w:pict>
-          <v:rect style="width:0;height:1.5pt" o:hralign="center" o:hrstd="t" o:hr="t"/>
-        </w:pict>
-      </w:r>
-    </w:p>
-    <w:p>
-      <w:pPr>
-        <w:pStyle w:val="FirstParagraph"/>
-      </w:pPr>
-      <w:r>
-        <w:t xml:space="preserve">tipo: fragmento</w:t>
-      </w:r>
-      <w:r>
-        <w:t xml:space="preserve"> </w:t>
-      </w:r>
-      <w:r>
-        <w:t xml:space="preserve">titulo: texto de apertura del bloque «Publicaciones similares» (incluido en cada post)</w:t>
-      </w:r>
-      <w:r>
-        <w:t xml:space="preserve"> </w:t>
-      </w:r>
-      <w:r>
-        <w:t xml:space="preserve">—</w:t>
-      </w:r>
-    </w:p>
     <w:bookmarkEnd w:id="82"/>
     <w:bookmarkStart w:id="111" w:name="publicaciones-similares"/>
     <w:p>
@@ -44210,35 +44183,8 @@
       </w:hyperlink>
     </w:p>
     <w:p>
-      <w:r>
-        <w:pict>
-          <v:rect style="width:0;height:1.5pt" o:hralign="center" o:hrstd="t" o:hr="t"/>
-        </w:pict>
-      </w:r>
-    </w:p>
-    <w:p>
       <w:pPr>
         <w:pStyle w:val="FirstParagraph"/>
-      </w:pPr>
-      <w:r>
-        <w:t xml:space="preserve">tipo: fragmento</w:t>
-      </w:r>
-      <w:r>
-        <w:t xml:space="preserve"> </w:t>
-      </w:r>
-      <w:r>
-        <w:t xml:space="preserve">titulo: texto de cierre del bloque «Publicaciones similares» (incluido en cada post)</w:t>
-      </w:r>
-      <w:r>
-        <w:t xml:space="preserve"> </w:t>
-      </w:r>
-      <w:r>
-        <w:t xml:space="preserve">—</w:t>
-      </w:r>
-    </w:p>
-    <w:p>
-      <w:pPr>
-        <w:pStyle w:val="BodyText"/>
       </w:pPr>
       <w:r>
         <w:t xml:space="preserve">Esperamos que encuentres estas publicaciones igualmente interesantes y útiles. ¡Disfruta de la lectura!</w:t>

--- a/_site/python/2021-06-14-04-ejecucion-condicional-con-python/index.docx
+++ b/_site/python/2021-06-14-04-ejecucion-condicional-con-python/index.docx
@@ -43871,7 +43871,7 @@
       </w:r>
     </w:p>
     <w:bookmarkEnd w:id="82"/>
-    <w:bookmarkStart w:id="111" w:name="publicaciones-similares"/>
+    <w:bookmarkStart w:id="109" w:name="publicaciones-similares"/>
     <w:p>
       <w:pPr>
         <w:pStyle w:val="Heading1"/>
@@ -44157,27 +44157,6 @@
           <w:rPr>
             <w:rStyle w:val="Hyperlink"/>
           </w:rPr>
-          <w:t xml:space="preserve">11 Validacion Cruzada Y Composicion Del Modelo Con Python</w:t>
-        </w:r>
-      </w:hyperlink>
-    </w:p>
-    <w:p>
-      <w:pPr>
-        <w:pStyle w:val="Compact"/>
-        <w:numPr>
-          <w:ilvl w:val="0"/>
-          <w:numId w:val="1003"/>
-        </w:numPr>
-      </w:pPr>
-      <w:hyperlink r:id="rId109"/>
-      <w:r>
-        <w:t xml:space="preserve"> </w:t>
-      </w:r>
-      <w:hyperlink r:id="rId110">
-        <w:r>
-          <w:rPr>
-            <w:rStyle w:val="Hyperlink"/>
-          </w:rPr>
           <w:t xml:space="preserve">Visualizacion De Datos Con Python</w:t>
         </w:r>
       </w:hyperlink>
@@ -44190,7 +44169,7 @@
         <w:t xml:space="preserve">Esperamos que encuentres estas publicaciones igualmente interesantes y útiles. ¡Disfruta de la lectura!</w:t>
       </w:r>
     </w:p>
-    <w:bookmarkEnd w:id="111"/>
+    <w:bookmarkEnd w:id="109"/>
     <w:sectPr>
       <w:headerReference r:id="rId8" w:type="even"/>
       <w:headerReference r:id="rId9" w:type="default"/>

--- a/_site/python/2021-06-14-04-ejecucion-condicional-con-python/index.docx
+++ b/_site/python/2021-06-14-04-ejecucion-condicional-con-python/index.docx
@@ -506,6 +506,35 @@
         <w:t xml:space="preserve">True</w:t>
       </w:r>
     </w:p>
+    <w:p>
+      <w:pPr>
+        <w:pStyle w:val="SourceCode"/>
+      </w:pPr>
+      <w:r>
+        <w:rPr>
+          <w:rStyle w:val="VerbatimChar"/>
+        </w:rPr>
+        <w:t xml:space="preserve">True</w:t>
+      </w:r>
+      <w:r>
+        <w:br/>
+      </w:r>
+      <w:r>
+        <w:rPr>
+          <w:rStyle w:val="VerbatimChar"/>
+        </w:rPr>
+        <w:t xml:space="preserve">False</w:t>
+      </w:r>
+      <w:r>
+        <w:br/>
+      </w:r>
+      <w:r>
+        <w:rPr>
+          <w:rStyle w:val="VerbatimChar"/>
+        </w:rPr>
+        <w:t xml:space="preserve">&lt;class 'bool'&gt;</w:t>
+      </w:r>
+    </w:p>
     <w:bookmarkEnd w:id="29"/>
     <w:bookmarkStart w:id="30" w:name="función-bool"/>
     <w:p>
@@ -1151,6 +1180,125 @@
           <w:rStyle w:val="CommentTok"/>
         </w:rPr>
         <w:t xml:space="preserve"># True</w:t>
+      </w:r>
+    </w:p>
+    <w:p>
+      <w:pPr>
+        <w:pStyle w:val="SourceCode"/>
+      </w:pPr>
+      <w:r>
+        <w:rPr>
+          <w:rStyle w:val="VerbatimChar"/>
+        </w:rPr>
+        <w:t xml:space="preserve">False</w:t>
+      </w:r>
+      <w:r>
+        <w:br/>
+      </w:r>
+      <w:r>
+        <w:rPr>
+          <w:rStyle w:val="VerbatimChar"/>
+        </w:rPr>
+        <w:t xml:space="preserve">False</w:t>
+      </w:r>
+      <w:r>
+        <w:br/>
+      </w:r>
+      <w:r>
+        <w:rPr>
+          <w:rStyle w:val="VerbatimChar"/>
+        </w:rPr>
+        <w:t xml:space="preserve">False</w:t>
+      </w:r>
+      <w:r>
+        <w:br/>
+      </w:r>
+      <w:r>
+        <w:rPr>
+          <w:rStyle w:val="VerbatimChar"/>
+        </w:rPr>
+        <w:t xml:space="preserve">False</w:t>
+      </w:r>
+      <w:r>
+        <w:br/>
+      </w:r>
+      <w:r>
+        <w:rPr>
+          <w:rStyle w:val="VerbatimChar"/>
+        </w:rPr>
+        <w:t xml:space="preserve">False</w:t>
+      </w:r>
+      <w:r>
+        <w:br/>
+      </w:r>
+      <w:r>
+        <w:rPr>
+          <w:rStyle w:val="VerbatimChar"/>
+        </w:rPr>
+        <w:t xml:space="preserve">False</w:t>
+      </w:r>
+      <w:r>
+        <w:br/>
+      </w:r>
+      <w:r>
+        <w:rPr>
+          <w:rStyle w:val="VerbatimChar"/>
+        </w:rPr>
+        <w:t xml:space="preserve">False</w:t>
+      </w:r>
+      <w:r>
+        <w:br/>
+      </w:r>
+      <w:r>
+        <w:rPr>
+          <w:rStyle w:val="VerbatimChar"/>
+        </w:rPr>
+        <w:t xml:space="preserve">True</w:t>
+      </w:r>
+      <w:r>
+        <w:br/>
+      </w:r>
+      <w:r>
+        <w:rPr>
+          <w:rStyle w:val="VerbatimChar"/>
+        </w:rPr>
+        <w:t xml:space="preserve">True</w:t>
+      </w:r>
+      <w:r>
+        <w:br/>
+      </w:r>
+      <w:r>
+        <w:rPr>
+          <w:rStyle w:val="VerbatimChar"/>
+        </w:rPr>
+        <w:t xml:space="preserve">True</w:t>
+      </w:r>
+      <w:r>
+        <w:br/>
+      </w:r>
+      <w:r>
+        <w:rPr>
+          <w:rStyle w:val="VerbatimChar"/>
+        </w:rPr>
+        <w:t xml:space="preserve">True</w:t>
+      </w:r>
+      <w:r>
+        <w:br/>
+      </w:r>
+      <w:r>
+        <w:rPr>
+          <w:rStyle w:val="VerbatimChar"/>
+        </w:rPr>
+        <w:t xml:space="preserve">True</w:t>
+      </w:r>
+      <w:r>
+        <w:br/>
+      </w:r>
+      <w:r>
+        <w:rPr>
+          <w:rStyle w:val="VerbatimChar"/>
+        </w:rPr>
+        <w:t xml:space="preserve">True</w:t>
       </w:r>
     </w:p>
     <w:bookmarkEnd w:id="30"/>
@@ -1643,6 +1791,44 @@
           <w:rStyle w:val="CommentTok"/>
         </w:rPr>
         <w:t xml:space="preserve"># True</w:t>
+      </w:r>
+    </w:p>
+    <w:p>
+      <w:pPr>
+        <w:pStyle w:val="SourceCode"/>
+      </w:pPr>
+      <w:r>
+        <w:rPr>
+          <w:rStyle w:val="VerbatimChar"/>
+        </w:rPr>
+        <w:t xml:space="preserve">¿Hay datos de PIB? True</w:t>
+      </w:r>
+      <w:r>
+        <w:br/>
+      </w:r>
+      <w:r>
+        <w:rPr>
+          <w:rStyle w:val="VerbatimChar"/>
+        </w:rPr>
+        <w:t xml:space="preserve">¿Hay datos de inflación? True</w:t>
+      </w:r>
+      <w:r>
+        <w:br/>
+      </w:r>
+      <w:r>
+        <w:rPr>
+          <w:rStyle w:val="VerbatimChar"/>
+        </w:rPr>
+        <w:t xml:space="preserve">¿Se analizaron sectores? False</w:t>
+      </w:r>
+      <w:r>
+        <w:br/>
+      </w:r>
+      <w:r>
+        <w:rPr>
+          <w:rStyle w:val="VerbatimChar"/>
+        </w:rPr>
+        <w:t xml:space="preserve">¿Se visitaron regiones? True</w:t>
       </w:r>
     </w:p>
     <w:bookmarkEnd w:id="31"/>
@@ -2308,6 +2494,116 @@
         <w:t xml:space="preserve"># True</w:t>
       </w:r>
     </w:p>
+    <w:p>
+      <w:pPr>
+        <w:pStyle w:val="SourceCode"/>
+      </w:pPr>
+      <w:r>
+        <w:rPr>
+          <w:rStyle w:val="VerbatimChar"/>
+        </w:rPr>
+        <w:t xml:space="preserve">False</w:t>
+      </w:r>
+      <w:r>
+        <w:br/>
+      </w:r>
+      <w:r>
+        <w:rPr>
+          <w:rStyle w:val="VerbatimChar"/>
+        </w:rPr>
+        <w:t xml:space="preserve">True</w:t>
+      </w:r>
+      <w:r>
+        <w:br/>
+      </w:r>
+      <w:r>
+        <w:rPr>
+          <w:rStyle w:val="VerbatimChar"/>
+        </w:rPr>
+        <w:t xml:space="preserve">True</w:t>
+      </w:r>
+      <w:r>
+        <w:br/>
+      </w:r>
+      <w:r>
+        <w:rPr>
+          <w:rStyle w:val="VerbatimChar"/>
+        </w:rPr>
+        <w:t xml:space="preserve">True</w:t>
+      </w:r>
+      <w:r>
+        <w:br/>
+      </w:r>
+      <w:r>
+        <w:rPr>
+          <w:rStyle w:val="VerbatimChar"/>
+        </w:rPr>
+        <w:t xml:space="preserve">True</w:t>
+      </w:r>
+      <w:r>
+        <w:br/>
+      </w:r>
+      <w:r>
+        <w:rPr>
+          <w:rStyle w:val="VerbatimChar"/>
+        </w:rPr>
+        <w:t xml:space="preserve">True</w:t>
+      </w:r>
+      <w:r>
+        <w:br/>
+      </w:r>
+      <w:r>
+        <w:rPr>
+          <w:rStyle w:val="VerbatimChar"/>
+        </w:rPr>
+        <w:t xml:space="preserve">True</w:t>
+      </w:r>
+      <w:r>
+        <w:br/>
+      </w:r>
+      <w:r>
+        <w:rPr>
+          <w:rStyle w:val="VerbatimChar"/>
+        </w:rPr>
+        <w:t xml:space="preserve">True</w:t>
+      </w:r>
+      <w:r>
+        <w:br/>
+      </w:r>
+      <w:r>
+        <w:rPr>
+          <w:rStyle w:val="VerbatimChar"/>
+        </w:rPr>
+        <w:t xml:space="preserve">True</w:t>
+      </w:r>
+      <w:r>
+        <w:br/>
+      </w:r>
+      <w:r>
+        <w:rPr>
+          <w:rStyle w:val="VerbatimChar"/>
+        </w:rPr>
+        <w:t xml:space="preserve">True</w:t>
+      </w:r>
+      <w:r>
+        <w:br/>
+      </w:r>
+      <w:r>
+        <w:rPr>
+          <w:rStyle w:val="VerbatimChar"/>
+        </w:rPr>
+        <w:t xml:space="preserve">True</w:t>
+      </w:r>
+      <w:r>
+        <w:br/>
+      </w:r>
+      <w:r>
+        <w:rPr>
+          <w:rStyle w:val="VerbatimChar"/>
+        </w:rPr>
+        <w:t xml:space="preserve">True</w:t>
+      </w:r>
+    </w:p>
     <w:bookmarkEnd w:id="33"/>
     <w:bookmarkStart w:id="34" w:name="comparación-de-strings"/>
     <w:p>
@@ -2645,6 +2941,53 @@
           <w:rStyle w:val="CommentTok"/>
         </w:rPr>
         <w:t xml:space="preserve"># True</w:t>
+      </w:r>
+    </w:p>
+    <w:p>
+      <w:pPr>
+        <w:pStyle w:val="SourceCode"/>
+      </w:pPr>
+      <w:r>
+        <w:rPr>
+          <w:rStyle w:val="VerbatimChar"/>
+        </w:rPr>
+        <w:t xml:space="preserve">False</w:t>
+      </w:r>
+      <w:r>
+        <w:br/>
+      </w:r>
+      <w:r>
+        <w:rPr>
+          <w:rStyle w:val="VerbatimChar"/>
+        </w:rPr>
+        <w:t xml:space="preserve">True</w:t>
+      </w:r>
+      <w:r>
+        <w:br/>
+      </w:r>
+      <w:r>
+        <w:rPr>
+          <w:rStyle w:val="VerbatimChar"/>
+        </w:rPr>
+        <w:t xml:space="preserve">True</w:t>
+      </w:r>
+      <w:r>
+        <w:br/>
+      </w:r>
+      <w:r>
+        <w:rPr>
+          <w:rStyle w:val="VerbatimChar"/>
+        </w:rPr>
+        <w:t xml:space="preserve">False</w:t>
+      </w:r>
+      <w:r>
+        <w:br/>
+      </w:r>
+      <w:r>
+        <w:rPr>
+          <w:rStyle w:val="VerbatimChar"/>
+        </w:rPr>
+        <w:t xml:space="preserve">True</w:t>
       </w:r>
     </w:p>
     <w:bookmarkEnd w:id="34"/>
@@ -3100,6 +3443,44 @@
         <w:t xml:space="preserve"># False</w:t>
       </w:r>
     </w:p>
+    <w:p>
+      <w:pPr>
+        <w:pStyle w:val="SourceCode"/>
+      </w:pPr>
+      <w:r>
+        <w:rPr>
+          <w:rStyle w:val="VerbatimChar"/>
+        </w:rPr>
+        <w:t xml:space="preserve">True</w:t>
+      </w:r>
+      <w:r>
+        <w:br/>
+      </w:r>
+      <w:r>
+        <w:rPr>
+          <w:rStyle w:val="VerbatimChar"/>
+        </w:rPr>
+        <w:t xml:space="preserve">False</w:t>
+      </w:r>
+      <w:r>
+        <w:br/>
+      </w:r>
+      <w:r>
+        <w:rPr>
+          <w:rStyle w:val="VerbatimChar"/>
+        </w:rPr>
+        <w:t xml:space="preserve">True</w:t>
+      </w:r>
+      <w:r>
+        <w:br/>
+      </w:r>
+      <w:r>
+        <w:rPr>
+          <w:rStyle w:val="VerbatimChar"/>
+        </w:rPr>
+        <w:t xml:space="preserve">False</w:t>
+      </w:r>
+    </w:p>
     <w:bookmarkEnd w:id="35"/>
     <w:bookmarkStart w:id="36" w:name="X1c050bee01431cd9909f60fd7c373a4fba5e805"/>
     <w:p>
@@ -3572,6 +3953,56 @@
           <w:rStyle w:val="NormalTok"/>
         </w:rPr>
         <w:t xml:space="preserve">)</w:t>
+      </w:r>
+    </w:p>
+    <w:p>
+      <w:pPr>
+        <w:pStyle w:val="SourceCode"/>
+      </w:pPr>
+      <w:r>
+        <w:rPr>
+          <w:rStyle w:val="VerbatimChar"/>
+        </w:rPr>
+        <w:t xml:space="preserve">¿Perú es país desarrollado? False</w:t>
+      </w:r>
+      <w:r>
+        <w:br/>
+      </w:r>
+      <w:r>
+        <w:rPr>
+          <w:rStyle w:val="VerbatimChar"/>
+        </w:rPr>
+        <w:t xml:space="preserve">¿Chile es país desarrollado? True</w:t>
+      </w:r>
+      <w:r>
+        <w:br/>
+      </w:r>
+      <w:r>
+        <w:rPr>
+          <w:rStyle w:val="VerbatimChar"/>
+        </w:rPr>
+        <w:t xml:space="preserve">¿Argentina es país desarrollado? False</w:t>
+      </w:r>
+      <w:r>
+        <w:br/>
+      </w:r>
+      <w:r>
+        <w:br/>
+      </w:r>
+      <w:r>
+        <w:rPr>
+          <w:rStyle w:val="VerbatimChar"/>
+        </w:rPr>
+        <w:t xml:space="preserve">¿Chile tiene mayor PIB per cápita que Perú? True</w:t>
+      </w:r>
+      <w:r>
+        <w:br/>
+      </w:r>
+      <w:r>
+        <w:rPr>
+          <w:rStyle w:val="VerbatimChar"/>
+        </w:rPr>
+        <w:t xml:space="preserve">¿Perú y Argentina tienen el mismo PIB per cápita? False</w:t>
       </w:r>
     </w:p>
     <w:bookmarkEnd w:id="36"/>
@@ -4521,6 +4952,62 @@
         <w:t xml:space="preserve"># True</w:t>
       </w:r>
     </w:p>
+    <w:p>
+      <w:pPr>
+        <w:pStyle w:val="SourceCode"/>
+      </w:pPr>
+      <w:r>
+        <w:rPr>
+          <w:rStyle w:val="VerbatimChar"/>
+        </w:rPr>
+        <w:t xml:space="preserve">True</w:t>
+      </w:r>
+      <w:r>
+        <w:br/>
+      </w:r>
+      <w:r>
+        <w:rPr>
+          <w:rStyle w:val="VerbatimChar"/>
+        </w:rPr>
+        <w:t xml:space="preserve">False</w:t>
+      </w:r>
+      <w:r>
+        <w:br/>
+      </w:r>
+      <w:r>
+        <w:rPr>
+          <w:rStyle w:val="VerbatimChar"/>
+        </w:rPr>
+        <w:t xml:space="preserve">False</w:t>
+      </w:r>
+      <w:r>
+        <w:br/>
+      </w:r>
+      <w:r>
+        <w:rPr>
+          <w:rStyle w:val="VerbatimChar"/>
+        </w:rPr>
+        <w:t xml:space="preserve">False</w:t>
+      </w:r>
+      <w:r>
+        <w:br/>
+      </w:r>
+      <w:r>
+        <w:rPr>
+          <w:rStyle w:val="VerbatimChar"/>
+        </w:rPr>
+        <w:t xml:space="preserve">¿Economía estable? True</w:t>
+      </w:r>
+      <w:r>
+        <w:br/>
+      </w:r>
+      <w:r>
+        <w:rPr>
+          <w:rStyle w:val="VerbatimChar"/>
+        </w:rPr>
+        <w:t xml:space="preserve">¿Aprobar crédito? True</w:t>
+      </w:r>
+    </w:p>
     <w:bookmarkEnd w:id="38"/>
     <w:bookmarkStart w:id="39" w:name="operador-or"/>
     <w:p>
@@ -5388,6 +5875,62 @@
           <w:rStyle w:val="CommentTok"/>
         </w:rPr>
         <w:t xml:space="preserve"># True</w:t>
+      </w:r>
+    </w:p>
+    <w:p>
+      <w:pPr>
+        <w:pStyle w:val="SourceCode"/>
+      </w:pPr>
+      <w:r>
+        <w:rPr>
+          <w:rStyle w:val="VerbatimChar"/>
+        </w:rPr>
+        <w:t xml:space="preserve">True</w:t>
+      </w:r>
+      <w:r>
+        <w:br/>
+      </w:r>
+      <w:r>
+        <w:rPr>
+          <w:rStyle w:val="VerbatimChar"/>
+        </w:rPr>
+        <w:t xml:space="preserve">True</w:t>
+      </w:r>
+      <w:r>
+        <w:br/>
+      </w:r>
+      <w:r>
+        <w:rPr>
+          <w:rStyle w:val="VerbatimChar"/>
+        </w:rPr>
+        <w:t xml:space="preserve">True</w:t>
+      </w:r>
+      <w:r>
+        <w:br/>
+      </w:r>
+      <w:r>
+        <w:rPr>
+          <w:rStyle w:val="VerbatimChar"/>
+        </w:rPr>
+        <w:t xml:space="preserve">False</w:t>
+      </w:r>
+      <w:r>
+        <w:br/>
+      </w:r>
+      <w:r>
+        <w:rPr>
+          <w:rStyle w:val="VerbatimChar"/>
+        </w:rPr>
+        <w:t xml:space="preserve">¿Hay alerta económica? True</w:t>
+      </w:r>
+      <w:r>
+        <w:br/>
+      </w:r>
+      <w:r>
+        <w:rPr>
+          <w:rStyle w:val="VerbatimChar"/>
+        </w:rPr>
+        <w:t xml:space="preserve">¿Elegible para programa? True</w:t>
       </w:r>
     </w:p>
     <w:bookmarkEnd w:id="39"/>
@@ -5968,6 +6511,62 @@
         <w:t xml:space="preserve"># True</w:t>
       </w:r>
     </w:p>
+    <w:p>
+      <w:pPr>
+        <w:pStyle w:val="SourceCode"/>
+      </w:pPr>
+      <w:r>
+        <w:rPr>
+          <w:rStyle w:val="VerbatimChar"/>
+        </w:rPr>
+        <w:t xml:space="preserve">False</w:t>
+      </w:r>
+      <w:r>
+        <w:br/>
+      </w:r>
+      <w:r>
+        <w:rPr>
+          <w:rStyle w:val="VerbatimChar"/>
+        </w:rPr>
+        <w:t xml:space="preserve">True</w:t>
+      </w:r>
+      <w:r>
+        <w:br/>
+      </w:r>
+      <w:r>
+        <w:rPr>
+          <w:rStyle w:val="VerbatimChar"/>
+        </w:rPr>
+        <w:t xml:space="preserve">¿No está en recesión? True</w:t>
+      </w:r>
+      <w:r>
+        <w:br/>
+      </w:r>
+      <w:r>
+        <w:rPr>
+          <w:rStyle w:val="VerbatimChar"/>
+        </w:rPr>
+        <w:t xml:space="preserve">¿Está desempleado? False</w:t>
+      </w:r>
+      <w:r>
+        <w:br/>
+      </w:r>
+      <w:r>
+        <w:rPr>
+          <w:rStyle w:val="VerbatimChar"/>
+        </w:rPr>
+        <w:t xml:space="preserve">¿Deuda manejable? True</w:t>
+      </w:r>
+      <w:r>
+        <w:br/>
+      </w:r>
+      <w:r>
+        <w:rPr>
+          <w:rStyle w:val="VerbatimChar"/>
+        </w:rPr>
+        <w:t xml:space="preserve">¿Necesita ajuste de política? True</w:t>
+      </w:r>
+    </w:p>
     <w:bookmarkEnd w:id="40"/>
     <w:bookmarkStart w:id="41" w:name="combinación-de-operadores"/>
     <w:p>
@@ -6746,6 +7345,26 @@
           <w:rStyle w:val="CommentTok"/>
         </w:rPr>
         <w:t xml:space="preserve"># False</w:t>
+      </w:r>
+    </w:p>
+    <w:p>
+      <w:pPr>
+        <w:pStyle w:val="SourceCode"/>
+      </w:pPr>
+      <w:r>
+        <w:rPr>
+          <w:rStyle w:val="VerbatimChar"/>
+        </w:rPr>
+        <w:t xml:space="preserve">¿Realizar inversión? True</w:t>
+      </w:r>
+      <w:r>
+        <w:br/>
+      </w:r>
+      <w:r>
+        <w:rPr>
+          <w:rStyle w:val="VerbatimChar"/>
+        </w:rPr>
+        <w:t xml:space="preserve">¿Situación crítica? False</w:t>
       </w:r>
     </w:p>
     <w:bookmarkEnd w:id="41"/>
@@ -6952,6 +7571,35 @@
         <w:t xml:space="preserve">)</w:t>
       </w:r>
     </w:p>
+    <w:p>
+      <w:pPr>
+        <w:pStyle w:val="SourceCode"/>
+      </w:pPr>
+      <w:r>
+        <w:rPr>
+          <w:rStyle w:val="VerbatimChar"/>
+        </w:rPr>
+        <w:t xml:space="preserve">La condición es verdadera</w:t>
+      </w:r>
+      <w:r>
+        <w:br/>
+      </w:r>
+      <w:r>
+        <w:rPr>
+          <w:rStyle w:val="VerbatimChar"/>
+        </w:rPr>
+        <w:t xml:space="preserve">Este código se ejecuta</w:t>
+      </w:r>
+      <w:r>
+        <w:br/>
+      </w:r>
+      <w:r>
+        <w:rPr>
+          <w:rStyle w:val="VerbatimChar"/>
+        </w:rPr>
+        <w:t xml:space="preserve">Este código siempre se ejecuta</w:t>
+      </w:r>
+    </w:p>
     <w:bookmarkEnd w:id="43"/>
     <w:bookmarkStart w:id="44" w:name="ejemplos-económicos"/>
     <w:p>
@@ -7625,6 +8273,80 @@
           <w:rStyle w:val="NormalTok"/>
         </w:rPr>
         <w:t xml:space="preserve">)</w:t>
+      </w:r>
+    </w:p>
+    <w:p>
+      <w:pPr>
+        <w:pStyle w:val="SourceCode"/>
+      </w:pPr>
+      <w:r>
+        <w:rPr>
+          <w:rStyle w:val="VerbatimChar"/>
+        </w:rPr>
+        <w:t xml:space="preserve">ALERTA: Inflación mensual supera el 0.5%</w:t>
+      </w:r>
+      <w:r>
+        <w:br/>
+      </w:r>
+      <w:r>
+        <w:rPr>
+          <w:rStyle w:val="VerbatimChar"/>
+        </w:rPr>
+        <w:t xml:space="preserve">Inflación registrada: 0.6%</w:t>
+      </w:r>
+      <w:r>
+        <w:br/>
+      </w:r>
+      <w:r>
+        <w:rPr>
+          <w:rStyle w:val="VerbatimChar"/>
+        </w:rPr>
+        <w:t xml:space="preserve">Se recomienda revisar política monetaria</w:t>
+      </w:r>
+      <w:r>
+        <w:br/>
+      </w:r>
+      <w:r>
+        <w:rPr>
+          <w:rStyle w:val="VerbatimChar"/>
+        </w:rPr>
+        <w:t xml:space="preserve">Meta de crecimiento alcanzada</w:t>
+      </w:r>
+      <w:r>
+        <w:br/>
+      </w:r>
+      <w:r>
+        <w:rPr>
+          <w:rStyle w:val="VerbatimChar"/>
+        </w:rPr>
+        <w:t xml:space="preserve">Crecimiento: 3.2%</w:t>
+      </w:r>
+      <w:r>
+        <w:br/>
+      </w:r>
+      <w:r>
+        <w:rPr>
+          <w:rStyle w:val="VerbatimChar"/>
+        </w:rPr>
+        <w:t xml:space="preserve">Meta: 3.0%</w:t>
+      </w:r>
+      <w:r>
+        <w:br/>
+      </w:r>
+      <w:r>
+        <w:rPr>
+          <w:rStyle w:val="VerbatimChar"/>
+        </w:rPr>
+        <w:t xml:space="preserve">ALERTA: Stock bajo el mínimo</w:t>
+      </w:r>
+      <w:r>
+        <w:br/>
+      </w:r>
+      <w:r>
+        <w:rPr>
+          <w:rStyle w:val="VerbatimChar"/>
+        </w:rPr>
+        <w:t xml:space="preserve">Se requiere reponer 2 unidades</w:t>
       </w:r>
     </w:p>
     <w:bookmarkEnd w:id="44"/>
@@ -7877,6 +8599,35 @@
           <w:rStyle w:val="CommentTok"/>
         </w:rPr>
         <w:t xml:space="preserve">#       print("6 espacios - Error!")</w:t>
+      </w:r>
+    </w:p>
+    <w:p>
+      <w:pPr>
+        <w:pStyle w:val="SourceCode"/>
+      </w:pPr>
+      <w:r>
+        <w:rPr>
+          <w:rStyle w:val="VerbatimChar"/>
+        </w:rPr>
+        <w:t xml:space="preserve">x es mayor que 5</w:t>
+      </w:r>
+      <w:r>
+        <w:br/>
+      </w:r>
+      <w:r>
+        <w:rPr>
+          <w:rStyle w:val="VerbatimChar"/>
+        </w:rPr>
+        <w:t xml:space="preserve">Este también es parte del if</w:t>
+      </w:r>
+      <w:r>
+        <w:br/>
+      </w:r>
+      <w:r>
+        <w:rPr>
+          <w:rStyle w:val="VerbatimChar"/>
+        </w:rPr>
+        <w:t xml:space="preserve">Este no es parte del if</w:t>
       </w:r>
     </w:p>
     <w:bookmarkEnd w:id="45"/>
@@ -8059,6 +8810,17 @@
         <w:t xml:space="preserve">)</w:t>
       </w:r>
     </w:p>
+    <w:p>
+      <w:pPr>
+        <w:pStyle w:val="SourceCode"/>
+      </w:pPr>
+      <w:r>
+        <w:rPr>
+          <w:rStyle w:val="VerbatimChar"/>
+        </w:rPr>
+        <w:t xml:space="preserve">Condición verdadera</w:t>
+      </w:r>
+    </w:p>
     <w:bookmarkEnd w:id="47"/>
     <w:bookmarkStart w:id="48" w:name="ejemplos-económicos-1"/>
     <w:p>
@@ -9245,6 +10007,71 @@
           <w:rStyle w:val="NormalTok"/>
         </w:rPr>
         <w:t xml:space="preserve">)</w:t>
+      </w:r>
+    </w:p>
+    <w:p>
+      <w:pPr>
+        <w:pStyle w:val="SourceCode"/>
+      </w:pPr>
+      <w:r>
+        <w:rPr>
+          <w:rStyle w:val="VerbatimChar"/>
+        </w:rPr>
+        <w:t xml:space="preserve">Inflación por encima de la meta</w:t>
+      </w:r>
+      <w:r>
+        <w:br/>
+      </w:r>
+      <w:r>
+        <w:rPr>
+          <w:rStyle w:val="VerbatimChar"/>
+        </w:rPr>
+        <w:t xml:space="preserve">Exceso: 0.5%</w:t>
+      </w:r>
+      <w:r>
+        <w:br/>
+      </w:r>
+      <w:r>
+        <w:rPr>
+          <w:rStyle w:val="VerbatimChar"/>
+        </w:rPr>
+        <w:t xml:space="preserve">Se requiere ajuste en política monetaria</w:t>
+      </w:r>
+      <w:r>
+        <w:br/>
+      </w:r>
+      <w:r>
+        <w:rPr>
+          <w:rStyle w:val="VerbatimChar"/>
+        </w:rPr>
+        <w:t xml:space="preserve">Superávit fiscal: S/ 50,000</w:t>
+      </w:r>
+      <w:r>
+        <w:br/>
+      </w:r>
+      <w:r>
+        <w:rPr>
+          <w:rStyle w:val="VerbatimChar"/>
+        </w:rPr>
+        <w:t xml:space="preserve">Situación fiscal favorable</w:t>
+      </w:r>
+      <w:r>
+        <w:br/>
+      </w:r>
+      <w:r>
+        <w:rPr>
+          <w:rStyle w:val="VerbatimChar"/>
+        </w:rPr>
+        <w:t xml:space="preserve">Crédito aprobado</w:t>
+      </w:r>
+      <w:r>
+        <w:br/>
+      </w:r>
+      <w:r>
+        <w:rPr>
+          <w:rStyle w:val="VerbatimChar"/>
+        </w:rPr>
+        <w:t xml:space="preserve">Tasa de interés: 8.5%</w:t>
       </w:r>
     </w:p>
     <w:bookmarkEnd w:id="48"/>
@@ -9919,6 +10746,35 @@
           <w:rStyle w:val="NormalTok"/>
         </w:rPr>
         <w:t xml:space="preserve">)</w:t>
+      </w:r>
+    </w:p>
+    <w:p>
+      <w:pPr>
+        <w:pStyle w:val="SourceCode"/>
+      </w:pPr>
+      <w:r>
+        <w:rPr>
+          <w:rStyle w:val="VerbatimChar"/>
+        </w:rPr>
+        <w:t xml:space="preserve">Clasificación: Desarrollado</w:t>
+      </w:r>
+      <w:r>
+        <w:br/>
+      </w:r>
+      <w:r>
+        <w:rPr>
+          <w:rStyle w:val="VerbatimChar"/>
+        </w:rPr>
+        <w:t xml:space="preserve">Saldo: +S/ 5,000</w:t>
+      </w:r>
+      <w:r>
+        <w:br/>
+      </w:r>
+      <w:r>
+        <w:rPr>
+          <w:rStyle w:val="VerbatimChar"/>
+        </w:rPr>
+        <w:t xml:space="preserve">Precio final: S/ 900.00</w:t>
       </w:r>
     </w:p>
     <w:bookmarkEnd w:id="49"/>
@@ -10269,6 +11125,17 @@
         <w:t xml:space="preserve">)</w:t>
       </w:r>
     </w:p>
+    <w:p>
+      <w:pPr>
+        <w:pStyle w:val="SourceCode"/>
+      </w:pPr>
+      <w:r>
+        <w:rPr>
+          <w:rStyle w:val="VerbatimChar"/>
+        </w:rPr>
+        <w:t xml:space="preserve">10 o mayor</w:t>
+      </w:r>
+    </w:p>
     <w:bookmarkEnd w:id="51"/>
     <w:bookmarkStart w:id="52" w:name="ejemplos-económicos-2"/>
     <w:p>
@@ -12169,6 +13036,89 @@
           <w:rStyle w:val="NormalTok"/>
         </w:rPr>
         <w:t xml:space="preserve">)</w:t>
+      </w:r>
+    </w:p>
+    <w:p>
+      <w:pPr>
+        <w:pStyle w:val="SourceCode"/>
+      </w:pPr>
+      <w:r>
+        <w:rPr>
+          <w:rStyle w:val="VerbatimChar"/>
+        </w:rPr>
+        <w:t xml:space="preserve">Inflación: 4.5%</w:t>
+      </w:r>
+      <w:r>
+        <w:br/>
+      </w:r>
+      <w:r>
+        <w:rPr>
+          <w:rStyle w:val="VerbatimChar"/>
+        </w:rPr>
+        <w:t xml:space="preserve">Clasificación: Alta</w:t>
+      </w:r>
+      <w:r>
+        <w:br/>
+      </w:r>
+      <w:r>
+        <w:rPr>
+          <w:rStyle w:val="VerbatimChar"/>
+        </w:rPr>
+        <w:t xml:space="preserve">Comentario: Requiere medidas correctivas</w:t>
+      </w:r>
+      <w:r>
+        <w:br/>
+      </w:r>
+      <w:r>
+        <w:rPr>
+          <w:rStyle w:val="VerbatimChar"/>
+        </w:rPr>
+        <w:t xml:space="preserve">Puntaje crediticio: 680</w:t>
+      </w:r>
+      <w:r>
+        <w:br/>
+      </w:r>
+      <w:r>
+        <w:rPr>
+          <w:rStyle w:val="VerbatimChar"/>
+        </w:rPr>
+        <w:t xml:space="preserve">Nivel de riesgo: Medio</w:t>
+      </w:r>
+      <w:r>
+        <w:br/>
+      </w:r>
+      <w:r>
+        <w:rPr>
+          <w:rStyle w:val="VerbatimChar"/>
+        </w:rPr>
+        <w:t xml:space="preserve">Tasa de interés: 12.0%</w:t>
+      </w:r>
+      <w:r>
+        <w:br/>
+      </w:r>
+      <w:r>
+        <w:rPr>
+          <w:rStyle w:val="VerbatimChar"/>
+        </w:rPr>
+        <w:t xml:space="preserve">Ingreso per cápita: USD 4,500</w:t>
+      </w:r>
+      <w:r>
+        <w:br/>
+      </w:r>
+      <w:r>
+        <w:rPr>
+          <w:rStyle w:val="VerbatimChar"/>
+        </w:rPr>
+        <w:t xml:space="preserve">Categoría: Ingreso medio-alto</w:t>
+      </w:r>
+      <w:r>
+        <w:br/>
+      </w:r>
+      <w:r>
+        <w:rPr>
+          <w:rStyle w:val="VerbatimChar"/>
+        </w:rPr>
+        <w:t xml:space="preserve">Grupo: Economías en transición</w:t>
       </w:r>
     </w:p>
     <w:bookmarkEnd w:id="52"/>
@@ -12868,6 +13818,35 @@
           <w:rStyle w:val="CommentTok"/>
         </w:rPr>
         <w:t xml:space="preserve"># Regular</w:t>
+      </w:r>
+    </w:p>
+    <w:p>
+      <w:pPr>
+        <w:pStyle w:val="SourceCode"/>
+      </w:pPr>
+      <w:r>
+        <w:rPr>
+          <w:rStyle w:val="VerbatimChar"/>
+        </w:rPr>
+        <w:t xml:space="preserve">Nota: 85</w:t>
+      </w:r>
+      <w:r>
+        <w:br/>
+      </w:r>
+      <w:r>
+        <w:rPr>
+          <w:rStyle w:val="VerbatimChar"/>
+        </w:rPr>
+        <w:t xml:space="preserve">Calificación: Muy bueno</w:t>
+      </w:r>
+      <w:r>
+        <w:br/>
+      </w:r>
+      <w:r>
+        <w:rPr>
+          <w:rStyle w:val="VerbatimChar"/>
+        </w:rPr>
+        <w:t xml:space="preserve">Calificación incorrecta: Regular</w:t>
       </w:r>
     </w:p>
     <w:bookmarkEnd w:id="53"/>
@@ -13191,6 +14170,26 @@
         <w:t xml:space="preserve">)</w:t>
       </w:r>
     </w:p>
+    <w:p>
+      <w:pPr>
+        <w:pStyle w:val="SourceCode"/>
+      </w:pPr>
+      <w:r>
+        <w:rPr>
+          <w:rStyle w:val="VerbatimChar"/>
+        </w:rPr>
+        <w:t xml:space="preserve">x es positivo</w:t>
+      </w:r>
+      <w:r>
+        <w:br/>
+      </w:r>
+      <w:r>
+        <w:rPr>
+          <w:rStyle w:val="VerbatimChar"/>
+        </w:rPr>
+        <w:t xml:space="preserve">x es mayor que 5</w:t>
+      </w:r>
+    </w:p>
     <w:bookmarkEnd w:id="55"/>
     <w:bookmarkStart w:id="56" w:name="ejemplos-económicos-3"/>
     <w:p>
@@ -16141,6 +17140,176 @@
           <w:rStyle w:val="NormalTok"/>
         </w:rPr>
         <w:t xml:space="preserve">)</w:t>
+      </w:r>
+    </w:p>
+    <w:p>
+      <w:pPr>
+        <w:pStyle w:val="SourceCode"/>
+      </w:pPr>
+      <w:r>
+        <w:rPr>
+          <w:rStyle w:val="VerbatimChar"/>
+        </w:rPr>
+        <w:t xml:space="preserve">ANÁLISIS DE ELEGIBILIDAD - CRÉDITO HIPOTECARIO</w:t>
+      </w:r>
+      <w:r>
+        <w:br/>
+      </w:r>
+      <w:r>
+        <w:rPr>
+          <w:rStyle w:val="VerbatimChar"/>
+        </w:rPr>
+        <w:t xml:space="preserve">============================================================</w:t>
+      </w:r>
+      <w:r>
+        <w:br/>
+      </w:r>
+      <w:r>
+        <w:rPr>
+          <w:rStyle w:val="VerbatimChar"/>
+        </w:rPr>
+        <w:t xml:space="preserve">✓ Ingreso mensual adecuado: S/ 8,000</w:t>
+      </w:r>
+      <w:r>
+        <w:br/>
+      </w:r>
+      <w:r>
+        <w:rPr>
+          <w:rStyle w:val="VerbatimChar"/>
+        </w:rPr>
+        <w:t xml:space="preserve">✓ Ahorro inicial suficiente: S/ 150,000</w:t>
+      </w:r>
+      <w:r>
+        <w:br/>
+      </w:r>
+      <w:r>
+        <w:rPr>
+          <w:rStyle w:val="VerbatimChar"/>
+        </w:rPr>
+        <w:t xml:space="preserve">  (Requerido: S/ 100,000.0)</w:t>
+      </w:r>
+      <w:r>
+        <w:br/>
+      </w:r>
+      <w:r>
+        <w:rPr>
+          <w:rStyle w:val="VerbatimChar"/>
+        </w:rPr>
+        <w:t xml:space="preserve">✓ Historial crediticio bueno</w:t>
+      </w:r>
+      <w:r>
+        <w:br/>
+      </w:r>
+      <w:r>
+        <w:rPr>
+          <w:rStyle w:val="VerbatimChar"/>
+        </w:rPr>
+        <w:t xml:space="preserve">  Tasa de interés: 8.5%</w:t>
+      </w:r>
+      <w:r>
+        <w:br/>
+      </w:r>
+      <w:r>
+        <w:br/>
+      </w:r>
+      <w:r>
+        <w:rPr>
+          <w:rStyle w:val="VerbatimChar"/>
+        </w:rPr>
+        <w:t xml:space="preserve">============================================================</w:t>
+      </w:r>
+      <w:r>
+        <w:br/>
+      </w:r>
+      <w:r>
+        <w:rPr>
+          <w:rStyle w:val="VerbatimChar"/>
+        </w:rPr>
+        <w:t xml:space="preserve">CRÉDITO APROBADO</w:t>
+      </w:r>
+      <w:r>
+        <w:br/>
+      </w:r>
+      <w:r>
+        <w:rPr>
+          <w:rStyle w:val="VerbatimChar"/>
+        </w:rPr>
+        <w:t xml:space="preserve">Monto del crédito: S/ 350,000</w:t>
+      </w:r>
+      <w:r>
+        <w:br/>
+      </w:r>
+      <w:r>
+        <w:rPr>
+          <w:rStyle w:val="VerbatimChar"/>
+        </w:rPr>
+        <w:t xml:space="preserve">Tasa de interés: 8.5%</w:t>
+      </w:r>
+      <w:r>
+        <w:br/>
+      </w:r>
+      <w:r>
+        <w:br/>
+      </w:r>
+      <w:r>
+        <w:rPr>
+          <w:rStyle w:val="VerbatimChar"/>
+        </w:rPr>
+        <w:t xml:space="preserve">============================================================</w:t>
+      </w:r>
+      <w:r>
+        <w:br/>
+      </w:r>
+      <w:r>
+        <w:rPr>
+          <w:rStyle w:val="VerbatimChar"/>
+        </w:rPr>
+        <w:t xml:space="preserve">CLASIFICACIÓN DE EMPRESA</w:t>
+      </w:r>
+      <w:r>
+        <w:br/>
+      </w:r>
+      <w:r>
+        <w:rPr>
+          <w:rStyle w:val="VerbatimChar"/>
+        </w:rPr>
+        <w:t xml:space="preserve">============================================================</w:t>
+      </w:r>
+      <w:r>
+        <w:br/>
+      </w:r>
+      <w:r>
+        <w:rPr>
+          <w:rStyle w:val="VerbatimChar"/>
+        </w:rPr>
+        <w:t xml:space="preserve">Sector: Manufactura</w:t>
+      </w:r>
+      <w:r>
+        <w:br/>
+      </w:r>
+      <w:r>
+        <w:rPr>
+          <w:rStyle w:val="VerbatimChar"/>
+        </w:rPr>
+        <w:t xml:space="preserve">Ventas anuales: S/ 8,500,000</w:t>
+      </w:r>
+      <w:r>
+        <w:br/>
+      </w:r>
+      <w:r>
+        <w:rPr>
+          <w:rStyle w:val="VerbatimChar"/>
+        </w:rPr>
+        <w:t xml:space="preserve">Número de trabajadores: 85</w:t>
+      </w:r>
+      <w:r>
+        <w:br/>
+      </w:r>
+      <w:r>
+        <w:rPr>
+          <w:rStyle w:val="VerbatimChar"/>
+        </w:rPr>
+        <w:t xml:space="preserve">Clasificación: Pequeña empresa</w:t>
       </w:r>
     </w:p>
     <w:bookmarkEnd w:id="56"/>
@@ -17073,6 +18242,35 @@
           <w:rStyle w:val="NormalTok"/>
         </w:rPr>
         <w:t xml:space="preserve">)</w:t>
+      </w:r>
+    </w:p>
+    <w:p>
+      <w:pPr>
+        <w:pStyle w:val="SourceCode"/>
+      </w:pPr>
+      <w:r>
+        <w:rPr>
+          <w:rStyle w:val="VerbatimChar"/>
+        </w:rPr>
+        <w:t xml:space="preserve">Crédito aprobado</w:t>
+      </w:r>
+      <w:r>
+        <w:br/>
+      </w:r>
+      <w:r>
+        <w:rPr>
+          <w:rStyle w:val="VerbatimChar"/>
+        </w:rPr>
+        <w:t xml:space="preserve">Crédito aprobado</w:t>
+      </w:r>
+      <w:r>
+        <w:br/>
+      </w:r>
+      <w:r>
+        <w:rPr>
+          <w:rStyle w:val="VerbatimChar"/>
+        </w:rPr>
+        <w:t xml:space="preserve">Crédito aprobado</w:t>
       </w:r>
     </w:p>
     <w:bookmarkEnd w:id="57"/>
@@ -17984,6 +19182,53 @@
         <w:t xml:space="preserve">)</w:t>
       </w:r>
     </w:p>
+    <w:p>
+      <w:pPr>
+        <w:pStyle w:val="SourceCode"/>
+      </w:pPr>
+      <w:r>
+        <w:rPr>
+          <w:rStyle w:val="VerbatimChar"/>
+        </w:rPr>
+        <w:t xml:space="preserve">Minería es un sector primario</w:t>
+      </w:r>
+      <w:r>
+        <w:br/>
+      </w:r>
+      <w:r>
+        <w:rPr>
+          <w:rStyle w:val="VerbatimChar"/>
+        </w:rPr>
+        <w:t xml:space="preserve">El texto menciona el PIB</w:t>
+      </w:r>
+      <w:r>
+        <w:br/>
+      </w:r>
+      <w:r>
+        <w:rPr>
+          <w:rStyle w:val="VerbatimChar"/>
+        </w:rPr>
+        <w:t xml:space="preserve">PIB disponible: 242632</w:t>
+      </w:r>
+      <w:r>
+        <w:br/>
+      </w:r>
+      <w:r>
+        <w:rPr>
+          <w:rStyle w:val="VerbatimChar"/>
+        </w:rPr>
+        <w:t xml:space="preserve">No hay datos de reservas internacionales</w:t>
+      </w:r>
+      <w:r>
+        <w:br/>
+      </w:r>
+      <w:r>
+        <w:rPr>
+          <w:rStyle w:val="VerbatimChar"/>
+        </w:rPr>
+        <w:t xml:space="preserve">En edad de trabajar</w:t>
+      </w:r>
+    </w:p>
     <w:bookmarkEnd w:id="59"/>
     <w:bookmarkStart w:id="60" w:name="operador-is"/>
     <w:p>
@@ -18707,6 +19952,71 @@
           <w:rStyle w:val="NormalTok"/>
         </w:rPr>
         <w:t xml:space="preserve">)</w:t>
+      </w:r>
+    </w:p>
+    <w:p>
+      <w:pPr>
+        <w:pStyle w:val="SourceCode"/>
+      </w:pPr>
+      <w:r>
+        <w:rPr>
+          <w:rStyle w:val="VerbatimChar"/>
+        </w:rPr>
+        <w:t xml:space="preserve">True</w:t>
+      </w:r>
+      <w:r>
+        <w:br/>
+      </w:r>
+      <w:r>
+        <w:rPr>
+          <w:rStyle w:val="VerbatimChar"/>
+        </w:rPr>
+        <w:t xml:space="preserve">True</w:t>
+      </w:r>
+      <w:r>
+        <w:br/>
+      </w:r>
+      <w:r>
+        <w:rPr>
+          <w:rStyle w:val="VerbatimChar"/>
+        </w:rPr>
+        <w:t xml:space="preserve">False</w:t>
+      </w:r>
+      <w:r>
+        <w:br/>
+      </w:r>
+      <w:r>
+        <w:rPr>
+          <w:rStyle w:val="VerbatimChar"/>
+        </w:rPr>
+        <w:t xml:space="preserve">True</w:t>
+      </w:r>
+      <w:r>
+        <w:br/>
+      </w:r>
+      <w:r>
+        <w:rPr>
+          <w:rStyle w:val="VerbatimChar"/>
+        </w:rPr>
+        <w:t xml:space="preserve">Valor no definido</w:t>
+      </w:r>
+      <w:r>
+        <w:br/>
+      </w:r>
+      <w:r>
+        <w:rPr>
+          <w:rStyle w:val="VerbatimChar"/>
+        </w:rPr>
+        <w:t xml:space="preserve">Estado activo</w:t>
+      </w:r>
+      <w:r>
+        <w:br/>
+      </w:r>
+      <w:r>
+        <w:rPr>
+          <w:rStyle w:val="VerbatimChar"/>
+        </w:rPr>
+        <w:t xml:space="preserve">No hay datos disponibles</w:t>
       </w:r>
     </w:p>
     <w:bookmarkEnd w:id="60"/>
@@ -19945,6 +21255,80 @@
           <w:rStyle w:val="CommentTok"/>
         </w:rPr>
         <w:t xml:space="preserve"># Error: capital debe ser numérico</w:t>
+      </w:r>
+    </w:p>
+    <w:p>
+      <w:pPr>
+        <w:pStyle w:val="SourceCode"/>
+      </w:pPr>
+      <w:r>
+        <w:rPr>
+          <w:rStyle w:val="VerbatimChar"/>
+        </w:rPr>
+        <w:t xml:space="preserve">True</w:t>
+      </w:r>
+      <w:r>
+        <w:br/>
+      </w:r>
+      <w:r>
+        <w:rPr>
+          <w:rStyle w:val="VerbatimChar"/>
+        </w:rPr>
+        <w:t xml:space="preserve">True</w:t>
+      </w:r>
+      <w:r>
+        <w:br/>
+      </w:r>
+      <w:r>
+        <w:rPr>
+          <w:rStyle w:val="VerbatimChar"/>
+        </w:rPr>
+        <w:t xml:space="preserve">True</w:t>
+      </w:r>
+      <w:r>
+        <w:br/>
+      </w:r>
+      <w:r>
+        <w:rPr>
+          <w:rStyle w:val="VerbatimChar"/>
+        </w:rPr>
+        <w:t xml:space="preserve">True</w:t>
+      </w:r>
+      <w:r>
+        <w:br/>
+      </w:r>
+      <w:r>
+        <w:rPr>
+          <w:rStyle w:val="VerbatimChar"/>
+        </w:rPr>
+        <w:t xml:space="preserve">True</w:t>
+      </w:r>
+      <w:r>
+        <w:br/>
+      </w:r>
+      <w:r>
+        <w:rPr>
+          <w:rStyle w:val="VerbatimChar"/>
+        </w:rPr>
+        <w:t xml:space="preserve">Es un número</w:t>
+      </w:r>
+      <w:r>
+        <w:br/>
+      </w:r>
+      <w:r>
+        <w:rPr>
+          <w:rStyle w:val="VerbatimChar"/>
+        </w:rPr>
+        <w:t xml:space="preserve">Interés: S/ 2,400.00</w:t>
+      </w:r>
+      <w:r>
+        <w:br/>
+      </w:r>
+      <w:r>
+        <w:rPr>
+          <w:rStyle w:val="VerbatimChar"/>
+        </w:rPr>
+        <w:t xml:space="preserve">Error: capital debe ser numérico</w:t>
       </w:r>
     </w:p>
     <w:bookmarkEnd w:id="61"/>
@@ -20166,6 +21550,26 @@
         <w:t xml:space="preserve">)</w:t>
       </w:r>
     </w:p>
+    <w:p>
+      <w:pPr>
+        <w:pStyle w:val="SourceCode"/>
+      </w:pPr>
+      <w:r>
+        <w:rPr>
+          <w:rStyle w:val="VerbatimChar"/>
+        </w:rPr>
+        <w:t xml:space="preserve">Error: no se pudo convertir a número</w:t>
+      </w:r>
+      <w:r>
+        <w:br/>
+      </w:r>
+      <w:r>
+        <w:rPr>
+          <w:rStyle w:val="VerbatimChar"/>
+        </w:rPr>
+        <w:t xml:space="preserve">El programa continúa</w:t>
+      </w:r>
+    </w:p>
     <w:bookmarkEnd w:id="63"/>
     <w:bookmarkStart w:id="64" w:name="capturar-excepciones-específicas"/>
     <w:p>
@@ -20782,6 +22186,44 @@
           <w:rStyle w:val="NormalTok"/>
         </w:rPr>
         <w:t xml:space="preserve">)</w:t>
+      </w:r>
+    </w:p>
+    <w:p>
+      <w:pPr>
+        <w:pStyle w:val="SourceCode"/>
+      </w:pPr>
+      <w:r>
+        <w:rPr>
+          <w:rStyle w:val="VerbatimChar"/>
+        </w:rPr>
+        <w:t xml:space="preserve">Error: división por cero</w:t>
+      </w:r>
+      <w:r>
+        <w:br/>
+      </w:r>
+      <w:r>
+        <w:rPr>
+          <w:rStyle w:val="VerbatimChar"/>
+        </w:rPr>
+        <w:t xml:space="preserve">Error: índice fuera de rango</w:t>
+      </w:r>
+      <w:r>
+        <w:br/>
+      </w:r>
+      <w:r>
+        <w:rPr>
+          <w:rStyle w:val="VerbatimChar"/>
+        </w:rPr>
+        <w:t xml:space="preserve">Error: clave no existe</w:t>
+      </w:r>
+      <w:r>
+        <w:br/>
+      </w:r>
+      <w:r>
+        <w:rPr>
+          <w:rStyle w:val="VerbatimChar"/>
+        </w:rPr>
+        <w:t xml:space="preserve">Error: valor no numérico</w:t>
       </w:r>
     </w:p>
     <w:bookmarkEnd w:id="64"/>
@@ -21153,6 +22595,35 @@
         <w:t xml:space="preserve"># Error: los valores deben ser numéricos</w:t>
       </w:r>
     </w:p>
+    <w:p>
+      <w:pPr>
+        <w:pStyle w:val="SourceCode"/>
+      </w:pPr>
+      <w:r>
+        <w:rPr>
+          <w:rStyle w:val="VerbatimChar"/>
+        </w:rPr>
+        <w:t xml:space="preserve">5.0</w:t>
+      </w:r>
+      <w:r>
+        <w:br/>
+      </w:r>
+      <w:r>
+        <w:rPr>
+          <w:rStyle w:val="VerbatimChar"/>
+        </w:rPr>
+        <w:t xml:space="preserve">Error: no se puede dividir por cero</w:t>
+      </w:r>
+      <w:r>
+        <w:br/>
+      </w:r>
+      <w:r>
+        <w:rPr>
+          <w:rStyle w:val="VerbatimChar"/>
+        </w:rPr>
+        <w:t xml:space="preserve">Error: los valores deben ser numéricos</w:t>
+      </w:r>
+    </w:p>
     <w:bookmarkEnd w:id="65"/>
     <w:bookmarkStart w:id="66" w:name="cláusula-else-y-finally"/>
     <w:p>
@@ -23172,6 +24643,89 @@
         <w:t xml:space="preserve"># Error: valores...</w:t>
       </w:r>
     </w:p>
+    <w:p>
+      <w:pPr>
+        <w:pStyle w:val="SourceCode"/>
+      </w:pPr>
+      <w:r>
+        <w:rPr>
+          <w:rStyle w:val="VerbatimChar"/>
+        </w:rPr>
+        <w:t xml:space="preserve">10.0</w:t>
+      </w:r>
+      <w:r>
+        <w:br/>
+      </w:r>
+      <w:r>
+        <w:rPr>
+          <w:rStyle w:val="VerbatimChar"/>
+        </w:rPr>
+        <w:t xml:space="preserve">10.0</w:t>
+      </w:r>
+      <w:r>
+        <w:br/>
+      </w:r>
+      <w:r>
+        <w:rPr>
+          <w:rStyle w:val="VerbatimChar"/>
+        </w:rPr>
+        <w:t xml:space="preserve">Error: los valores deben ser numéricos</w:t>
+      </w:r>
+      <w:r>
+        <w:br/>
+      </w:r>
+      <w:r>
+        <w:rPr>
+          <w:rStyle w:val="VerbatimChar"/>
+        </w:rPr>
+        <w:t xml:space="preserve">Error: el valor inicial debe ser positivo</w:t>
+      </w:r>
+      <w:r>
+        <w:br/>
+      </w:r>
+      <w:r>
+        <w:rPr>
+          <w:rStyle w:val="VerbatimChar"/>
+        </w:rPr>
+        <w:t xml:space="preserve">242632</w:t>
+      </w:r>
+      <w:r>
+        <w:br/>
+      </w:r>
+      <w:r>
+        <w:rPr>
+          <w:rStyle w:val="VerbatimChar"/>
+        </w:rPr>
+        <w:t xml:space="preserve">Indicador 'inflacion' no disponible</w:t>
+      </w:r>
+      <w:r>
+        <w:br/>
+      </w:r>
+      <w:r>
+        <w:rPr>
+          <w:rStyle w:val="VerbatimChar"/>
+        </w:rPr>
+        <w:t xml:space="preserve">7196.458860088296</w:t>
+      </w:r>
+      <w:r>
+        <w:br/>
+      </w:r>
+      <w:r>
+        <w:rPr>
+          <w:rStyle w:val="VerbatimChar"/>
+        </w:rPr>
+        <w:t xml:space="preserve">Error: población no puede ser cero</w:t>
+      </w:r>
+      <w:r>
+        <w:br/>
+      </w:r>
+      <w:r>
+        <w:rPr>
+          <w:rStyle w:val="VerbatimChar"/>
+        </w:rPr>
+        <w:t xml:space="preserve">Error: valores deben ser numéricos</w:t>
+      </w:r>
+    </w:p>
     <w:bookmarkEnd w:id="67"/>
     <w:bookmarkStart w:id="68" w:name="obtener-información-del-error"/>
     <w:p>
@@ -24118,6 +25672,92 @@
           <w:rStyle w:val="NormalTok"/>
         </w:rPr>
         <w:t xml:space="preserve">procesar_datos(datos_prueba)</w:t>
+      </w:r>
+    </w:p>
+    <w:p>
+      <w:pPr>
+        <w:pStyle w:val="SourceCode"/>
+      </w:pPr>
+      <w:r>
+        <w:rPr>
+          <w:rStyle w:val="VerbatimChar"/>
+        </w:rPr>
+        <w:t xml:space="preserve">Error capturado: division by zero</w:t>
+      </w:r>
+      <w:r>
+        <w:br/>
+      </w:r>
+      <w:r>
+        <w:rPr>
+          <w:rStyle w:val="VerbatimChar"/>
+        </w:rPr>
+        <w:t xml:space="preserve">Tipo de error: ZeroDivisionError</w:t>
+      </w:r>
+      <w:r>
+        <w:br/>
+      </w:r>
+      <w:r>
+        <w:rPr>
+          <w:rStyle w:val="VerbatimChar"/>
+        </w:rPr>
+        <w:t xml:space="preserve">Índice 0: 10.00</w:t>
+      </w:r>
+      <w:r>
+        <w:br/>
+      </w:r>
+      <w:r>
+        <w:rPr>
+          <w:rStyle w:val="VerbatimChar"/>
+        </w:rPr>
+        <w:t xml:space="preserve">Índice 1: 20.00</w:t>
+      </w:r>
+      <w:r>
+        <w:br/>
+      </w:r>
+      <w:r>
+        <w:rPr>
+          <w:rStyle w:val="VerbatimChar"/>
+        </w:rPr>
+        <w:t xml:space="preserve">Índice 3: 50.00</w:t>
+      </w:r>
+      <w:r>
+        <w:br/>
+      </w:r>
+      <w:r>
+        <w:rPr>
+          <w:rStyle w:val="VerbatimChar"/>
+        </w:rPr>
+        <w:t xml:space="preserve">Índice 5: 25.00</w:t>
+      </w:r>
+      <w:r>
+        <w:br/>
+      </w:r>
+      <w:r>
+        <w:br/>
+      </w:r>
+      <w:r>
+        <w:rPr>
+          <w:rStyle w:val="VerbatimChar"/>
+        </w:rPr>
+        <w:t xml:space="preserve">Errores encontrados:</w:t>
+      </w:r>
+      <w:r>
+        <w:br/>
+      </w:r>
+      <w:r>
+        <w:rPr>
+          <w:rStyle w:val="VerbatimChar"/>
+        </w:rPr>
+        <w:t xml:space="preserve">  - Índice 2: ZeroDivisionError - division by zero</w:t>
+      </w:r>
+      <w:r>
+        <w:br/>
+      </w:r>
+      <w:r>
+        <w:rPr>
+          <w:rStyle w:val="VerbatimChar"/>
+        </w:rPr>
+        <w:t xml:space="preserve">  - Índice 4: TypeError - unsupported operand type(s) for /: 'int' and 'str'</w:t>
       </w:r>
     </w:p>
     <w:bookmarkEnd w:id="68"/>
@@ -24678,6 +26318,35 @@
         <w:t xml:space="preserve">)</w:t>
       </w:r>
     </w:p>
+    <w:p>
+      <w:pPr>
+        <w:pStyle w:val="SourceCode"/>
+      </w:pPr>
+      <w:r>
+        <w:rPr>
+          <w:rStyle w:val="VerbatimChar"/>
+        </w:rPr>
+        <w:t xml:space="preserve">Ejecutando función A</w:t>
+      </w:r>
+      <w:r>
+        <w:br/>
+      </w:r>
+      <w:r>
+        <w:rPr>
+          <w:rStyle w:val="VerbatimChar"/>
+        </w:rPr>
+        <w:t xml:space="preserve">Resultado: False</w:t>
+      </w:r>
+      <w:r>
+        <w:br/>
+      </w:r>
+      <w:r>
+        <w:rPr>
+          <w:rStyle w:val="VerbatimChar"/>
+        </w:rPr>
+        <w:t xml:space="preserve">Lista vacía o primer elemento no positivo</w:t>
+      </w:r>
+    </w:p>
     <w:bookmarkEnd w:id="70"/>
     <w:bookmarkStart w:id="71" w:name="cortocircuito-con-or"/>
     <w:p>
@@ -25162,6 +26831,44 @@
           <w:rStyle w:val="CommentTok"/>
         </w:rPr>
         <w:t xml:space="preserve"># "Perú"</w:t>
+      </w:r>
+    </w:p>
+    <w:p>
+      <w:pPr>
+        <w:pStyle w:val="SourceCode"/>
+      </w:pPr>
+      <w:r>
+        <w:rPr>
+          <w:rStyle w:val="VerbatimChar"/>
+        </w:rPr>
+        <w:t xml:space="preserve">Ejecutando función C</w:t>
+      </w:r>
+      <w:r>
+        <w:br/>
+      </w:r>
+      <w:r>
+        <w:rPr>
+          <w:rStyle w:val="VerbatimChar"/>
+        </w:rPr>
+        <w:t xml:space="preserve">Resultado: True</w:t>
+      </w:r>
+      <w:r>
+        <w:br/>
+      </w:r>
+      <w:r>
+        <w:rPr>
+          <w:rStyle w:val="VerbatimChar"/>
+        </w:rPr>
+        <w:t xml:space="preserve">Sin nombre</w:t>
+      </w:r>
+      <w:r>
+        <w:br/>
+      </w:r>
+      <w:r>
+        <w:rPr>
+          <w:rStyle w:val="VerbatimChar"/>
+        </w:rPr>
+        <w:t xml:space="preserve">Perú</w:t>
       </w:r>
     </w:p>
     <w:bookmarkEnd w:id="71"/>
@@ -26887,6 +28594,53 @@
           <w:rStyle w:val="NormalTok"/>
         </w:rPr>
         <w:t xml:space="preserve">)</w:t>
+      </w:r>
+    </w:p>
+    <w:p>
+      <w:pPr>
+        <w:pStyle w:val="SourceCode"/>
+      </w:pPr>
+      <w:r>
+        <w:rPr>
+          <w:rStyle w:val="VerbatimChar"/>
+        </w:rPr>
+        <w:t xml:space="preserve">Error: no hay datos</w:t>
+      </w:r>
+      <w:r>
+        <w:br/>
+      </w:r>
+      <w:r>
+        <w:rPr>
+          <w:rStyle w:val="VerbatimChar"/>
+        </w:rPr>
+        <w:t xml:space="preserve">Error: faltan gastos</w:t>
+      </w:r>
+      <w:r>
+        <w:br/>
+      </w:r>
+      <w:r>
+        <w:rPr>
+          <w:rStyle w:val="VerbatimChar"/>
+        </w:rPr>
+        <w:t xml:space="preserve">Utilidad: S/ 20,000, Margen: 20.00%</w:t>
+      </w:r>
+      <w:r>
+        <w:br/>
+      </w:r>
+      <w:r>
+        <w:rPr>
+          <w:rStyle w:val="VerbatimChar"/>
+        </w:rPr>
+        <w:t xml:space="preserve">Minería: 30000</w:t>
+      </w:r>
+      <w:r>
+        <w:br/>
+      </w:r>
+      <w:r>
+        <w:rPr>
+          <w:rStyle w:val="VerbatimChar"/>
+        </w:rPr>
+        <w:t xml:space="preserve">PIB encontrado: 242632</w:t>
       </w:r>
     </w:p>
     <w:bookmarkEnd w:id="72"/>
@@ -31282,6 +33036,416 @@
         <w:t xml:space="preserve"> clasificar_riesgo_pais(venezuela_datos)</w:t>
       </w:r>
     </w:p>
+    <w:p>
+      <w:pPr>
+        <w:pStyle w:val="SourceCode"/>
+      </w:pPr>
+      <w:r>
+        <w:rPr>
+          <w:rStyle w:val="VerbatimChar"/>
+        </w:rPr>
+        <w:t xml:space="preserve">SISTEMA DE CLASIFICACIÓN DE RIESGO PAÍS</w:t>
+      </w:r>
+      <w:r>
+        <w:br/>
+      </w:r>
+      <w:r>
+        <w:rPr>
+          <w:rStyle w:val="VerbatimChar"/>
+        </w:rPr>
+        <w:t xml:space="preserve">============================================================</w:t>
+      </w:r>
+      <w:r>
+        <w:br/>
+      </w:r>
+      <w:r>
+        <w:br/>
+      </w:r>
+      <w:r>
+        <w:rPr>
+          <w:rStyle w:val="VerbatimChar"/>
+        </w:rPr>
+        <w:t xml:space="preserve">País: Perú</w:t>
+      </w:r>
+      <w:r>
+        <w:br/>
+      </w:r>
+      <w:r>
+        <w:br/>
+      </w:r>
+      <w:r>
+        <w:rPr>
+          <w:rStyle w:val="VerbatimChar"/>
+        </w:rPr>
+        <w:t xml:space="preserve">Indicadores:</w:t>
+      </w:r>
+      <w:r>
+        <w:br/>
+      </w:r>
+      <w:r>
+        <w:rPr>
+          <w:rStyle w:val="VerbatimChar"/>
+        </w:rPr>
+        <w:t xml:space="preserve">  Crecimiento PIB: +2.7%</w:t>
+      </w:r>
+      <w:r>
+        <w:br/>
+      </w:r>
+      <w:r>
+        <w:rPr>
+          <w:rStyle w:val="VerbatimChar"/>
+        </w:rPr>
+        <w:t xml:space="preserve">  Inflación: 3.5%</w:t>
+      </w:r>
+      <w:r>
+        <w:br/>
+      </w:r>
+      <w:r>
+        <w:rPr>
+          <w:rStyle w:val="VerbatimChar"/>
+        </w:rPr>
+        <w:t xml:space="preserve">  Déficit fiscal: 2.8% del PIB</w:t>
+      </w:r>
+      <w:r>
+        <w:br/>
+      </w:r>
+      <w:r>
+        <w:rPr>
+          <w:rStyle w:val="VerbatimChar"/>
+        </w:rPr>
+        <w:t xml:space="preserve">  Deuda pública: 35.0% del PIB</w:t>
+      </w:r>
+      <w:r>
+        <w:br/>
+      </w:r>
+      <w:r>
+        <w:rPr>
+          <w:rStyle w:val="VerbatimChar"/>
+        </w:rPr>
+        <w:t xml:space="preserve">  Reservas: 8.5 meses de importación</w:t>
+      </w:r>
+      <w:r>
+        <w:br/>
+      </w:r>
+      <w:r>
+        <w:br/>
+      </w:r>
+      <w:r>
+        <w:rPr>
+          <w:rStyle w:val="VerbatimChar"/>
+        </w:rPr>
+        <w:t xml:space="preserve">Evaluación:</w:t>
+      </w:r>
+      <w:r>
+        <w:br/>
+      </w:r>
+      <w:r>
+        <w:rPr>
+          <w:rStyle w:val="VerbatimChar"/>
+        </w:rPr>
+        <w:t xml:space="preserve">  ○ Crecimiento moderado (2 puntos)</w:t>
+      </w:r>
+      <w:r>
+        <w:br/>
+      </w:r>
+      <w:r>
+        <w:rPr>
+          <w:rStyle w:val="VerbatimChar"/>
+        </w:rPr>
+        <w:t xml:space="preserve">  ○ Inflación moderada (2 puntos)</w:t>
+      </w:r>
+      <w:r>
+        <w:br/>
+      </w:r>
+      <w:r>
+        <w:rPr>
+          <w:rStyle w:val="VerbatimChar"/>
+        </w:rPr>
+        <w:t xml:space="preserve">  ○ Déficit moderado (1 punto)</w:t>
+      </w:r>
+      <w:r>
+        <w:br/>
+      </w:r>
+      <w:r>
+        <w:rPr>
+          <w:rStyle w:val="VerbatimChar"/>
+        </w:rPr>
+        <w:t xml:space="preserve">  ✓ Deuda baja (2 puntos)</w:t>
+      </w:r>
+      <w:r>
+        <w:br/>
+      </w:r>
+      <w:r>
+        <w:rPr>
+          <w:rStyle w:val="VerbatimChar"/>
+        </w:rPr>
+        <w:t xml:space="preserve">  ✓ Reservas sólidas (2 puntos)</w:t>
+      </w:r>
+      <w:r>
+        <w:br/>
+      </w:r>
+      <w:r>
+        <w:br/>
+      </w:r>
+      <w:r>
+        <w:rPr>
+          <w:rStyle w:val="VerbatimChar"/>
+        </w:rPr>
+        <w:t xml:space="preserve">============================================================</w:t>
+      </w:r>
+      <w:r>
+        <w:br/>
+      </w:r>
+      <w:r>
+        <w:rPr>
+          <w:rStyle w:val="VerbatimChar"/>
+        </w:rPr>
+        <w:t xml:space="preserve">Puntaje total: 9/12</w:t>
+      </w:r>
+      <w:r>
+        <w:br/>
+      </w:r>
+      <w:r>
+        <w:rPr>
+          <w:rStyle w:val="VerbatimChar"/>
+        </w:rPr>
+        <w:t xml:space="preserve">Clasificación: AA</w:t>
+      </w:r>
+      <w:r>
+        <w:br/>
+      </w:r>
+      <w:r>
+        <w:rPr>
+          <w:rStyle w:val="VerbatimChar"/>
+        </w:rPr>
+        <w:t xml:space="preserve">Descripción: Riesgo bajo</w:t>
+      </w:r>
+      <w:r>
+        <w:br/>
+      </w:r>
+      <w:r>
+        <w:rPr>
+          <w:rStyle w:val="VerbatimChar"/>
+        </w:rPr>
+        <w:t xml:space="preserve">Spread estimado: 150 puntos básicos</w:t>
+      </w:r>
+      <w:r>
+        <w:br/>
+      </w:r>
+      <w:r>
+        <w:rPr>
+          <w:rStyle w:val="VerbatimChar"/>
+        </w:rPr>
+        <w:t xml:space="preserve">============================================================</w:t>
+      </w:r>
+      <w:r>
+        <w:br/>
+      </w:r>
+      <w:r>
+        <w:br/>
+      </w:r>
+      <w:r>
+        <w:br/>
+      </w:r>
+      <w:r>
+        <w:rPr>
+          <w:rStyle w:val="VerbatimChar"/>
+        </w:rPr>
+        <w:t xml:space="preserve">SISTEMA DE CLASIFICACIÓN DE RIESGO PAÍS</w:t>
+      </w:r>
+      <w:r>
+        <w:br/>
+      </w:r>
+      <w:r>
+        <w:rPr>
+          <w:rStyle w:val="VerbatimChar"/>
+        </w:rPr>
+        <w:t xml:space="preserve">============================================================</w:t>
+      </w:r>
+      <w:r>
+        <w:br/>
+      </w:r>
+      <w:r>
+        <w:br/>
+      </w:r>
+      <w:r>
+        <w:rPr>
+          <w:rStyle w:val="VerbatimChar"/>
+        </w:rPr>
+        <w:t xml:space="preserve">País: Venezuela</w:t>
+      </w:r>
+      <w:r>
+        <w:br/>
+      </w:r>
+      <w:r>
+        <w:br/>
+      </w:r>
+      <w:r>
+        <w:rPr>
+          <w:rStyle w:val="VerbatimChar"/>
+        </w:rPr>
+        <w:t xml:space="preserve">Indicadores:</w:t>
+      </w:r>
+      <w:r>
+        <w:br/>
+      </w:r>
+      <w:r>
+        <w:rPr>
+          <w:rStyle w:val="VerbatimChar"/>
+        </w:rPr>
+        <w:t xml:space="preserve">  Crecimiento PIB: -5.0%</w:t>
+      </w:r>
+      <w:r>
+        <w:br/>
+      </w:r>
+      <w:r>
+        <w:rPr>
+          <w:rStyle w:val="VerbatimChar"/>
+        </w:rPr>
+        <w:t xml:space="preserve">  Inflación: 1500.0%</w:t>
+      </w:r>
+      <w:r>
+        <w:br/>
+      </w:r>
+      <w:r>
+        <w:rPr>
+          <w:rStyle w:val="VerbatimChar"/>
+        </w:rPr>
+        <w:t xml:space="preserve">  Déficit fiscal: 15.0% del PIB</w:t>
+      </w:r>
+      <w:r>
+        <w:br/>
+      </w:r>
+      <w:r>
+        <w:rPr>
+          <w:rStyle w:val="VerbatimChar"/>
+        </w:rPr>
+        <w:t xml:space="preserve">  Deuda pública: 150.0% del PIB</w:t>
+      </w:r>
+      <w:r>
+        <w:br/>
+      </w:r>
+      <w:r>
+        <w:rPr>
+          <w:rStyle w:val="VerbatimChar"/>
+        </w:rPr>
+        <w:t xml:space="preserve">  Reservas: 0.5 meses de importación</w:t>
+      </w:r>
+      <w:r>
+        <w:br/>
+      </w:r>
+      <w:r>
+        <w:br/>
+      </w:r>
+      <w:r>
+        <w:rPr>
+          <w:rStyle w:val="VerbatimChar"/>
+        </w:rPr>
+        <w:t xml:space="preserve">Evaluación:</w:t>
+      </w:r>
+      <w:r>
+        <w:br/>
+      </w:r>
+      <w:r>
+        <w:rPr>
+          <w:rStyle w:val="VerbatimChar"/>
+        </w:rPr>
+        <w:t xml:space="preserve">  ✗ Recesión (0 puntos)</w:t>
+      </w:r>
+      <w:r>
+        <w:br/>
+      </w:r>
+      <w:r>
+        <w:rPr>
+          <w:rStyle w:val="VerbatimChar"/>
+        </w:rPr>
+        <w:t xml:space="preserve">  ✗ Inflación muy alta (0 puntos)</w:t>
+      </w:r>
+      <w:r>
+        <w:br/>
+      </w:r>
+      <w:r>
+        <w:rPr>
+          <w:rStyle w:val="VerbatimChar"/>
+        </w:rPr>
+        <w:t xml:space="preserve">  ✗ Déficit elevado (0 puntos)</w:t>
+      </w:r>
+      <w:r>
+        <w:br/>
+      </w:r>
+      <w:r>
+        <w:rPr>
+          <w:rStyle w:val="VerbatimChar"/>
+        </w:rPr>
+        <w:t xml:space="preserve">  ✗ Deuda alta (0 puntos)</w:t>
+      </w:r>
+      <w:r>
+        <w:br/>
+      </w:r>
+      <w:r>
+        <w:rPr>
+          <w:rStyle w:val="VerbatimChar"/>
+        </w:rPr>
+        <w:t xml:space="preserve">  ✗ Reservas bajas (0 puntos)</w:t>
+      </w:r>
+      <w:r>
+        <w:br/>
+      </w:r>
+      <w:r>
+        <w:br/>
+      </w:r>
+      <w:r>
+        <w:rPr>
+          <w:rStyle w:val="VerbatimChar"/>
+        </w:rPr>
+        <w:t xml:space="preserve">============================================================</w:t>
+      </w:r>
+      <w:r>
+        <w:br/>
+      </w:r>
+      <w:r>
+        <w:rPr>
+          <w:rStyle w:val="VerbatimChar"/>
+        </w:rPr>
+        <w:t xml:space="preserve">Puntaje total: 0/12</w:t>
+      </w:r>
+      <w:r>
+        <w:br/>
+      </w:r>
+      <w:r>
+        <w:rPr>
+          <w:rStyle w:val="VerbatimChar"/>
+        </w:rPr>
+        <w:t xml:space="preserve">Clasificación: B</w:t>
+      </w:r>
+      <w:r>
+        <w:br/>
+      </w:r>
+      <w:r>
+        <w:rPr>
+          <w:rStyle w:val="VerbatimChar"/>
+        </w:rPr>
+        <w:t xml:space="preserve">Descripción: Riesgo muy alto</w:t>
+      </w:r>
+      <w:r>
+        <w:br/>
+      </w:r>
+      <w:r>
+        <w:rPr>
+          <w:rStyle w:val="VerbatimChar"/>
+        </w:rPr>
+        <w:t xml:space="preserve">Spread estimado: 1000 puntos básicos</w:t>
+      </w:r>
+      <w:r>
+        <w:br/>
+      </w:r>
+      <w:r>
+        <w:rPr>
+          <w:rStyle w:val="VerbatimChar"/>
+        </w:rPr>
+        <w:t xml:space="preserve">============================================================</w:t>
+      </w:r>
+    </w:p>
     <w:bookmarkEnd w:id="74"/>
     <w:bookmarkStart w:id="75" w:name="X2e59c7bb62d06ab25faa6fa993cf86ae9057b1b"/>
     <w:p>
@@ -35282,6 +37446,541 @@
           <w:rStyle w:val="NormalTok"/>
         </w:rPr>
         <w:t xml:space="preserve">)</w:t>
+      </w:r>
+    </w:p>
+    <w:p>
+      <w:pPr>
+        <w:pStyle w:val="SourceCode"/>
+      </w:pPr>
+      <w:r>
+        <w:rPr>
+          <w:rStyle w:val="VerbatimChar"/>
+        </w:rPr>
+        <w:t xml:space="preserve">Caso 1: Ingreso medio</w:t>
+      </w:r>
+      <w:r>
+        <w:br/>
+      </w:r>
+      <w:r>
+        <w:rPr>
+          <w:rStyle w:val="VerbatimChar"/>
+        </w:rPr>
+        <w:t xml:space="preserve">CÁLCULO DE IMPUESTO A LA RENTA</w:t>
+      </w:r>
+      <w:r>
+        <w:br/>
+      </w:r>
+      <w:r>
+        <w:rPr>
+          <w:rStyle w:val="VerbatimChar"/>
+        </w:rPr>
+        <w:t xml:space="preserve">============================================================</w:t>
+      </w:r>
+      <w:r>
+        <w:br/>
+      </w:r>
+      <w:r>
+        <w:br/>
+      </w:r>
+      <w:r>
+        <w:rPr>
+          <w:rStyle w:val="VerbatimChar"/>
+        </w:rPr>
+        <w:t xml:space="preserve">Ingreso bruto anual: S/ 80,000.00</w:t>
+      </w:r>
+      <w:r>
+        <w:br/>
+      </w:r>
+      <w:r>
+        <w:rPr>
+          <w:rStyle w:val="VerbatimChar"/>
+        </w:rPr>
+        <w:t xml:space="preserve">UIT vigente: S/ 5,150.00</w:t>
+      </w:r>
+      <w:r>
+        <w:br/>
+      </w:r>
+      <w:r>
+        <w:br/>
+      </w:r>
+      <w:r>
+        <w:rPr>
+          <w:rStyle w:val="VerbatimChar"/>
+        </w:rPr>
+        <w:t xml:space="preserve">Desglose por tramos:</w:t>
+      </w:r>
+      <w:r>
+        <w:br/>
+      </w:r>
+      <w:r>
+        <w:rPr>
+          <w:rStyle w:val="VerbatimChar"/>
+        </w:rPr>
+        <w:t xml:space="preserve">------------------------------------------------------------</w:t>
+      </w:r>
+      <w:r>
+        <w:br/>
+      </w:r>
+      <w:r>
+        <w:br/>
+      </w:r>
+      <w:r>
+        <w:rPr>
+          <w:rStyle w:val="VerbatimChar"/>
+        </w:rPr>
+        <w:t xml:space="preserve">Tramo 1 (0-5 UIT)</w:t>
+      </w:r>
+      <w:r>
+        <w:br/>
+      </w:r>
+      <w:r>
+        <w:rPr>
+          <w:rStyle w:val="VerbatimChar"/>
+        </w:rPr>
+        <w:t xml:space="preserve">  Base imponible: S/ 25,750.00</w:t>
+      </w:r>
+      <w:r>
+        <w:br/>
+      </w:r>
+      <w:r>
+        <w:rPr>
+          <w:rStyle w:val="VerbatimChar"/>
+        </w:rPr>
+        <w:t xml:space="preserve">  Tasa: 8%</w:t>
+      </w:r>
+      <w:r>
+        <w:br/>
+      </w:r>
+      <w:r>
+        <w:rPr>
+          <w:rStyle w:val="VerbatimChar"/>
+        </w:rPr>
+        <w:t xml:space="preserve">  Impuesto: S/ 2,060.00</w:t>
+      </w:r>
+      <w:r>
+        <w:br/>
+      </w:r>
+      <w:r>
+        <w:br/>
+      </w:r>
+      <w:r>
+        <w:rPr>
+          <w:rStyle w:val="VerbatimChar"/>
+        </w:rPr>
+        <w:t xml:space="preserve">Tramo 2 (5-20 UIT)</w:t>
+      </w:r>
+      <w:r>
+        <w:br/>
+      </w:r>
+      <w:r>
+        <w:rPr>
+          <w:rStyle w:val="VerbatimChar"/>
+        </w:rPr>
+        <w:t xml:space="preserve">  Base imponible: S/ 54,250.00</w:t>
+      </w:r>
+      <w:r>
+        <w:br/>
+      </w:r>
+      <w:r>
+        <w:rPr>
+          <w:rStyle w:val="VerbatimChar"/>
+        </w:rPr>
+        <w:t xml:space="preserve">  Tasa: 14%</w:t>
+      </w:r>
+      <w:r>
+        <w:br/>
+      </w:r>
+      <w:r>
+        <w:rPr>
+          <w:rStyle w:val="VerbatimChar"/>
+        </w:rPr>
+        <w:t xml:space="preserve">  Impuesto: S/ 7,595.00</w:t>
+      </w:r>
+      <w:r>
+        <w:br/>
+      </w:r>
+      <w:r>
+        <w:br/>
+      </w:r>
+      <w:r>
+        <w:rPr>
+          <w:rStyle w:val="VerbatimChar"/>
+        </w:rPr>
+        <w:t xml:space="preserve">============================================================</w:t>
+      </w:r>
+      <w:r>
+        <w:br/>
+      </w:r>
+      <w:r>
+        <w:rPr>
+          <w:rStyle w:val="VerbatimChar"/>
+        </w:rPr>
+        <w:t xml:space="preserve">Impuesto total: S/ 9,655.00</w:t>
+      </w:r>
+      <w:r>
+        <w:br/>
+      </w:r>
+      <w:r>
+        <w:rPr>
+          <w:rStyle w:val="VerbatimChar"/>
+        </w:rPr>
+        <w:t xml:space="preserve">Tasa efectiva: 12.07%</w:t>
+      </w:r>
+      <w:r>
+        <w:br/>
+      </w:r>
+      <w:r>
+        <w:rPr>
+          <w:rStyle w:val="VerbatimChar"/>
+        </w:rPr>
+        <w:t xml:space="preserve">Ingreso neto: S/ 70,345.00</w:t>
+      </w:r>
+      <w:r>
+        <w:br/>
+      </w:r>
+      <w:r>
+        <w:rPr>
+          <w:rStyle w:val="VerbatimChar"/>
+        </w:rPr>
+        <w:t xml:space="preserve">============================================================</w:t>
+      </w:r>
+      <w:r>
+        <w:br/>
+      </w:r>
+      <w:r>
+        <w:br/>
+      </w:r>
+      <w:r>
+        <w:rPr>
+          <w:rStyle w:val="VerbatimChar"/>
+        </w:rPr>
+        <w:t xml:space="preserve">================================================================================</w:t>
+      </w:r>
+      <w:r>
+        <w:br/>
+      </w:r>
+      <w:r>
+        <w:br/>
+      </w:r>
+      <w:r>
+        <w:rPr>
+          <w:rStyle w:val="VerbatimChar"/>
+        </w:rPr>
+        <w:t xml:space="preserve">Caso 2: Ingreso alto</w:t>
+      </w:r>
+      <w:r>
+        <w:br/>
+      </w:r>
+      <w:r>
+        <w:rPr>
+          <w:rStyle w:val="VerbatimChar"/>
+        </w:rPr>
+        <w:t xml:space="preserve">CÁLCULO DE IMPUESTO A LA RENTA</w:t>
+      </w:r>
+      <w:r>
+        <w:br/>
+      </w:r>
+      <w:r>
+        <w:rPr>
+          <w:rStyle w:val="VerbatimChar"/>
+        </w:rPr>
+        <w:t xml:space="preserve">============================================================</w:t>
+      </w:r>
+      <w:r>
+        <w:br/>
+      </w:r>
+      <w:r>
+        <w:br/>
+      </w:r>
+      <w:r>
+        <w:rPr>
+          <w:rStyle w:val="VerbatimChar"/>
+        </w:rPr>
+        <w:t xml:space="preserve">Ingreso bruto anual: S/ 300,000.00</w:t>
+      </w:r>
+      <w:r>
+        <w:br/>
+      </w:r>
+      <w:r>
+        <w:rPr>
+          <w:rStyle w:val="VerbatimChar"/>
+        </w:rPr>
+        <w:t xml:space="preserve">UIT vigente: S/ 5,150.00</w:t>
+      </w:r>
+      <w:r>
+        <w:br/>
+      </w:r>
+      <w:r>
+        <w:br/>
+      </w:r>
+      <w:r>
+        <w:rPr>
+          <w:rStyle w:val="VerbatimChar"/>
+        </w:rPr>
+        <w:t xml:space="preserve">Desglose por tramos:</w:t>
+      </w:r>
+      <w:r>
+        <w:br/>
+      </w:r>
+      <w:r>
+        <w:rPr>
+          <w:rStyle w:val="VerbatimChar"/>
+        </w:rPr>
+        <w:t xml:space="preserve">------------------------------------------------------------</w:t>
+      </w:r>
+      <w:r>
+        <w:br/>
+      </w:r>
+      <w:r>
+        <w:br/>
+      </w:r>
+      <w:r>
+        <w:rPr>
+          <w:rStyle w:val="VerbatimChar"/>
+        </w:rPr>
+        <w:t xml:space="preserve">Tramo 1 (0-5 UIT)</w:t>
+      </w:r>
+      <w:r>
+        <w:br/>
+      </w:r>
+      <w:r>
+        <w:rPr>
+          <w:rStyle w:val="VerbatimChar"/>
+        </w:rPr>
+        <w:t xml:space="preserve">  Base imponible: S/ 25,750.00</w:t>
+      </w:r>
+      <w:r>
+        <w:br/>
+      </w:r>
+      <w:r>
+        <w:rPr>
+          <w:rStyle w:val="VerbatimChar"/>
+        </w:rPr>
+        <w:t xml:space="preserve">  Tasa: 8%</w:t>
+      </w:r>
+      <w:r>
+        <w:br/>
+      </w:r>
+      <w:r>
+        <w:rPr>
+          <w:rStyle w:val="VerbatimChar"/>
+        </w:rPr>
+        <w:t xml:space="preserve">  Impuesto: S/ 2,060.00</w:t>
+      </w:r>
+      <w:r>
+        <w:br/>
+      </w:r>
+      <w:r>
+        <w:br/>
+      </w:r>
+      <w:r>
+        <w:rPr>
+          <w:rStyle w:val="VerbatimChar"/>
+        </w:rPr>
+        <w:t xml:space="preserve">Tramo 2 (5-20 UIT)</w:t>
+      </w:r>
+      <w:r>
+        <w:br/>
+      </w:r>
+      <w:r>
+        <w:rPr>
+          <w:rStyle w:val="VerbatimChar"/>
+        </w:rPr>
+        <w:t xml:space="preserve">  Base imponible: S/ 77,250.00</w:t>
+      </w:r>
+      <w:r>
+        <w:br/>
+      </w:r>
+      <w:r>
+        <w:rPr>
+          <w:rStyle w:val="VerbatimChar"/>
+        </w:rPr>
+        <w:t xml:space="preserve">  Tasa: 14%</w:t>
+      </w:r>
+      <w:r>
+        <w:br/>
+      </w:r>
+      <w:r>
+        <w:rPr>
+          <w:rStyle w:val="VerbatimChar"/>
+        </w:rPr>
+        <w:t xml:space="preserve">  Impuesto: S/ 10,815.00</w:t>
+      </w:r>
+      <w:r>
+        <w:br/>
+      </w:r>
+      <w:r>
+        <w:br/>
+      </w:r>
+      <w:r>
+        <w:rPr>
+          <w:rStyle w:val="VerbatimChar"/>
+        </w:rPr>
+        <w:t xml:space="preserve">Tramo 3 (20-35 UIT)</w:t>
+      </w:r>
+      <w:r>
+        <w:br/>
+      </w:r>
+      <w:r>
+        <w:rPr>
+          <w:rStyle w:val="VerbatimChar"/>
+        </w:rPr>
+        <w:t xml:space="preserve">  Base imponible: S/ 77,250.00</w:t>
+      </w:r>
+      <w:r>
+        <w:br/>
+      </w:r>
+      <w:r>
+        <w:rPr>
+          <w:rStyle w:val="VerbatimChar"/>
+        </w:rPr>
+        <w:t xml:space="preserve">  Tasa: 17%</w:t>
+      </w:r>
+      <w:r>
+        <w:br/>
+      </w:r>
+      <w:r>
+        <w:rPr>
+          <w:rStyle w:val="VerbatimChar"/>
+        </w:rPr>
+        <w:t xml:space="preserve">  Impuesto: S/ 13,132.50</w:t>
+      </w:r>
+      <w:r>
+        <w:br/>
+      </w:r>
+      <w:r>
+        <w:br/>
+      </w:r>
+      <w:r>
+        <w:rPr>
+          <w:rStyle w:val="VerbatimChar"/>
+        </w:rPr>
+        <w:t xml:space="preserve">Tramo 4 (35-45 UIT)</w:t>
+      </w:r>
+      <w:r>
+        <w:br/>
+      </w:r>
+      <w:r>
+        <w:rPr>
+          <w:rStyle w:val="VerbatimChar"/>
+        </w:rPr>
+        <w:t xml:space="preserve">  Base imponible: S/ 51,500.00</w:t>
+      </w:r>
+      <w:r>
+        <w:br/>
+      </w:r>
+      <w:r>
+        <w:rPr>
+          <w:rStyle w:val="VerbatimChar"/>
+        </w:rPr>
+        <w:t xml:space="preserve">  Tasa: 20%</w:t>
+      </w:r>
+      <w:r>
+        <w:br/>
+      </w:r>
+      <w:r>
+        <w:rPr>
+          <w:rStyle w:val="VerbatimChar"/>
+        </w:rPr>
+        <w:t xml:space="preserve">  Impuesto: S/ 10,300.00</w:t>
+      </w:r>
+      <w:r>
+        <w:br/>
+      </w:r>
+      <w:r>
+        <w:br/>
+      </w:r>
+      <w:r>
+        <w:rPr>
+          <w:rStyle w:val="VerbatimChar"/>
+        </w:rPr>
+        <w:t xml:space="preserve">Tramo 5 (&gt;45 UIT)</w:t>
+      </w:r>
+      <w:r>
+        <w:br/>
+      </w:r>
+      <w:r>
+        <w:rPr>
+          <w:rStyle w:val="VerbatimChar"/>
+        </w:rPr>
+        <w:t xml:space="preserve">  Base imponible: S/ 68,250.00</w:t>
+      </w:r>
+      <w:r>
+        <w:br/>
+      </w:r>
+      <w:r>
+        <w:rPr>
+          <w:rStyle w:val="VerbatimChar"/>
+        </w:rPr>
+        <w:t xml:space="preserve">  Tasa: 30%</w:t>
+      </w:r>
+      <w:r>
+        <w:br/>
+      </w:r>
+      <w:r>
+        <w:rPr>
+          <w:rStyle w:val="VerbatimChar"/>
+        </w:rPr>
+        <w:t xml:space="preserve">  Impuesto: S/ 20,475.00</w:t>
+      </w:r>
+      <w:r>
+        <w:br/>
+      </w:r>
+      <w:r>
+        <w:br/>
+      </w:r>
+      <w:r>
+        <w:rPr>
+          <w:rStyle w:val="VerbatimChar"/>
+        </w:rPr>
+        <w:t xml:space="preserve">============================================================</w:t>
+      </w:r>
+      <w:r>
+        <w:br/>
+      </w:r>
+      <w:r>
+        <w:rPr>
+          <w:rStyle w:val="VerbatimChar"/>
+        </w:rPr>
+        <w:t xml:space="preserve">Impuesto total: S/ 56,782.50</w:t>
+      </w:r>
+      <w:r>
+        <w:br/>
+      </w:r>
+      <w:r>
+        <w:rPr>
+          <w:rStyle w:val="VerbatimChar"/>
+        </w:rPr>
+        <w:t xml:space="preserve">Tasa efectiva: 18.93%</w:t>
+      </w:r>
+      <w:r>
+        <w:br/>
+      </w:r>
+      <w:r>
+        <w:rPr>
+          <w:rStyle w:val="VerbatimChar"/>
+        </w:rPr>
+        <w:t xml:space="preserve">Ingreso neto: S/ 243,217.50</w:t>
+      </w:r>
+      <w:r>
+        <w:br/>
+      </w:r>
+      <w:r>
+        <w:rPr>
+          <w:rStyle w:val="VerbatimChar"/>
+        </w:rPr>
+        <w:t xml:space="preserve">============================================================</w:t>
+      </w:r>
+    </w:p>
+    <w:p>
+      <w:pPr>
+        <w:pStyle w:val="SourceCode"/>
+      </w:pPr>
+      <w:r>
+        <w:rPr>
+          <w:rStyle w:val="VerbatimChar"/>
+        </w:rPr>
+        <w:t xml:space="preserve">56782.5</w:t>
       </w:r>
     </w:p>
     <w:bookmarkEnd w:id="75"/>
@@ -38288,6 +40987,485 @@
         <w:t xml:space="preserve"> evaluar_proyecto(proyecto_b)</w:t>
       </w:r>
     </w:p>
+    <w:p>
+      <w:pPr>
+        <w:pStyle w:val="SourceCode"/>
+      </w:pPr>
+      <w:r>
+        <w:rPr>
+          <w:rStyle w:val="VerbatimChar"/>
+        </w:rPr>
+        <w:t xml:space="preserve">EVALUACIÓN DE PROYECTO DE INVERSIÓN</w:t>
+      </w:r>
+      <w:r>
+        <w:br/>
+      </w:r>
+      <w:r>
+        <w:rPr>
+          <w:rStyle w:val="VerbatimChar"/>
+        </w:rPr>
+        <w:t xml:space="preserve">============================================================</w:t>
+      </w:r>
+      <w:r>
+        <w:br/>
+      </w:r>
+      <w:r>
+        <w:br/>
+      </w:r>
+      <w:r>
+        <w:rPr>
+          <w:rStyle w:val="VerbatimChar"/>
+        </w:rPr>
+        <w:t xml:space="preserve">Proyecto: Ampliación de planta</w:t>
+      </w:r>
+      <w:r>
+        <w:br/>
+      </w:r>
+      <w:r>
+        <w:rPr>
+          <w:rStyle w:val="VerbatimChar"/>
+        </w:rPr>
+        <w:t xml:space="preserve">Inversión inicial: S/ 500,000.00</w:t>
+      </w:r>
+      <w:r>
+        <w:br/>
+      </w:r>
+      <w:r>
+        <w:rPr>
+          <w:rStyle w:val="VerbatimChar"/>
+        </w:rPr>
+        <w:t xml:space="preserve">Tasa de descuento: 12.0%</w:t>
+      </w:r>
+      <w:r>
+        <w:br/>
+      </w:r>
+      <w:r>
+        <w:br/>
+      </w:r>
+      <w:r>
+        <w:rPr>
+          <w:rStyle w:val="VerbatimChar"/>
+        </w:rPr>
+        <w:t xml:space="preserve">Flujos de caja:</w:t>
+      </w:r>
+      <w:r>
+        <w:br/>
+      </w:r>
+      <w:r>
+        <w:rPr>
+          <w:rStyle w:val="VerbatimChar"/>
+        </w:rPr>
+        <w:t xml:space="preserve">  Año 1: S/ 150,000.00 (VP: S/ 133,928.57)</w:t>
+      </w:r>
+      <w:r>
+        <w:br/>
+      </w:r>
+      <w:r>
+        <w:rPr>
+          <w:rStyle w:val="VerbatimChar"/>
+        </w:rPr>
+        <w:t xml:space="preserve">  Año 2: S/ 180,000.00 (VP: S/ 143,494.90)</w:t>
+      </w:r>
+      <w:r>
+        <w:br/>
+      </w:r>
+      <w:r>
+        <w:rPr>
+          <w:rStyle w:val="VerbatimChar"/>
+        </w:rPr>
+        <w:t xml:space="preserve">  Año 3: S/ 200,000.00 (VP: S/ 142,356.05)</w:t>
+      </w:r>
+      <w:r>
+        <w:br/>
+      </w:r>
+      <w:r>
+        <w:rPr>
+          <w:rStyle w:val="VerbatimChar"/>
+        </w:rPr>
+        <w:t xml:space="preserve">  Año 4: S/ 220,000.00 (VP: S/ 139,813.98)</w:t>
+      </w:r>
+      <w:r>
+        <w:br/>
+      </w:r>
+      <w:r>
+        <w:rPr>
+          <w:rStyle w:val="VerbatimChar"/>
+        </w:rPr>
+        <w:t xml:space="preserve">  Año 5: S/ 200,000.00 (VP: S/ 113,485.37)</w:t>
+      </w:r>
+      <w:r>
+        <w:br/>
+      </w:r>
+      <w:r>
+        <w:br/>
+      </w:r>
+      <w:r>
+        <w:rPr>
+          <w:rStyle w:val="VerbatimChar"/>
+        </w:rPr>
+        <w:t xml:space="preserve">Análisis de recuperación:</w:t>
+      </w:r>
+      <w:r>
+        <w:br/>
+      </w:r>
+      <w:r>
+        <w:rPr>
+          <w:rStyle w:val="VerbatimChar"/>
+        </w:rPr>
+        <w:t xml:space="preserve">  Año 1: Saldo acumulado S/ -350,000.00</w:t>
+      </w:r>
+      <w:r>
+        <w:br/>
+      </w:r>
+      <w:r>
+        <w:rPr>
+          <w:rStyle w:val="VerbatimChar"/>
+        </w:rPr>
+        <w:t xml:space="preserve">  Año 2: Saldo acumulado S/ -170,000.00</w:t>
+      </w:r>
+      <w:r>
+        <w:br/>
+      </w:r>
+      <w:r>
+        <w:rPr>
+          <w:rStyle w:val="VerbatimChar"/>
+        </w:rPr>
+        <w:t xml:space="preserve">  Año 3: Saldo acumulado S/ 30,000.00</w:t>
+      </w:r>
+      <w:r>
+        <w:br/>
+      </w:r>
+      <w:r>
+        <w:rPr>
+          <w:rStyle w:val="VerbatimChar"/>
+        </w:rPr>
+        <w:t xml:space="preserve">  Año 4: Saldo acumulado S/ 250,000.00</w:t>
+      </w:r>
+      <w:r>
+        <w:br/>
+      </w:r>
+      <w:r>
+        <w:rPr>
+          <w:rStyle w:val="VerbatimChar"/>
+        </w:rPr>
+        <w:t xml:space="preserve">  Año 5: Saldo acumulado S/ 450,000.00</w:t>
+      </w:r>
+      <w:r>
+        <w:br/>
+      </w:r>
+      <w:r>
+        <w:br/>
+      </w:r>
+      <w:r>
+        <w:rPr>
+          <w:rStyle w:val="VerbatimChar"/>
+        </w:rPr>
+        <w:t xml:space="preserve">============================================================</w:t>
+      </w:r>
+      <w:r>
+        <w:br/>
+      </w:r>
+      <w:r>
+        <w:rPr>
+          <w:rStyle w:val="VerbatimChar"/>
+        </w:rPr>
+        <w:t xml:space="preserve">RESULTADOS:</w:t>
+      </w:r>
+      <w:r>
+        <w:br/>
+      </w:r>
+      <w:r>
+        <w:rPr>
+          <w:rStyle w:val="VerbatimChar"/>
+        </w:rPr>
+        <w:t xml:space="preserve">VPN: S/ 173,078.87</w:t>
+      </w:r>
+      <w:r>
+        <w:br/>
+      </w:r>
+      <w:r>
+        <w:rPr>
+          <w:rStyle w:val="VerbatimChar"/>
+        </w:rPr>
+        <w:t xml:space="preserve">Recomendación: ACEPTAR el proyecto</w:t>
+      </w:r>
+      <w:r>
+        <w:br/>
+      </w:r>
+      <w:r>
+        <w:rPr>
+          <w:rStyle w:val="VerbatimChar"/>
+        </w:rPr>
+        <w:t xml:space="preserve">El proyecto genera valor</w:t>
+      </w:r>
+      <w:r>
+        <w:br/>
+      </w:r>
+      <w:r>
+        <w:br/>
+      </w:r>
+      <w:r>
+        <w:rPr>
+          <w:rStyle w:val="VerbatimChar"/>
+        </w:rPr>
+        <w:t xml:space="preserve">Período de recuperación: 3 años</w:t>
+      </w:r>
+      <w:r>
+        <w:br/>
+      </w:r>
+      <w:r>
+        <w:rPr>
+          <w:rStyle w:val="VerbatimChar"/>
+        </w:rPr>
+        <w:t xml:space="preserve">============================================================</w:t>
+      </w:r>
+      <w:r>
+        <w:br/>
+      </w:r>
+      <w:r>
+        <w:br/>
+      </w:r>
+      <w:r>
+        <w:rPr>
+          <w:rStyle w:val="VerbatimChar"/>
+        </w:rPr>
+        <w:t xml:space="preserve">================================================================================</w:t>
+      </w:r>
+      <w:r>
+        <w:br/>
+      </w:r>
+      <w:r>
+        <w:br/>
+      </w:r>
+      <w:r>
+        <w:rPr>
+          <w:rStyle w:val="VerbatimChar"/>
+        </w:rPr>
+        <w:t xml:space="preserve">EVALUACIÓN DE PROYECTO DE INVERSIÓN</w:t>
+      </w:r>
+      <w:r>
+        <w:br/>
+      </w:r>
+      <w:r>
+        <w:rPr>
+          <w:rStyle w:val="VerbatimChar"/>
+        </w:rPr>
+        <w:t xml:space="preserve">============================================================</w:t>
+      </w:r>
+      <w:r>
+        <w:br/>
+      </w:r>
+      <w:r>
+        <w:br/>
+      </w:r>
+      <w:r>
+        <w:rPr>
+          <w:rStyle w:val="VerbatimChar"/>
+        </w:rPr>
+        <w:t xml:space="preserve">Proyecto: Nueva línea de productos</w:t>
+      </w:r>
+      <w:r>
+        <w:br/>
+      </w:r>
+      <w:r>
+        <w:rPr>
+          <w:rStyle w:val="VerbatimChar"/>
+        </w:rPr>
+        <w:t xml:space="preserve">Inversión inicial: S/ 800,000.00</w:t>
+      </w:r>
+      <w:r>
+        <w:br/>
+      </w:r>
+      <w:r>
+        <w:rPr>
+          <w:rStyle w:val="VerbatimChar"/>
+        </w:rPr>
+        <w:t xml:space="preserve">Tasa de descuento: 12.0%</w:t>
+      </w:r>
+      <w:r>
+        <w:br/>
+      </w:r>
+      <w:r>
+        <w:br/>
+      </w:r>
+      <w:r>
+        <w:rPr>
+          <w:rStyle w:val="VerbatimChar"/>
+        </w:rPr>
+        <w:t xml:space="preserve">Flujos de caja:</w:t>
+      </w:r>
+      <w:r>
+        <w:br/>
+      </w:r>
+      <w:r>
+        <w:rPr>
+          <w:rStyle w:val="VerbatimChar"/>
+        </w:rPr>
+        <w:t xml:space="preserve">  Año 1: S/ 100,000.00 (VP: S/ 89,285.71)</w:t>
+      </w:r>
+      <w:r>
+        <w:br/>
+      </w:r>
+      <w:r>
+        <w:rPr>
+          <w:rStyle w:val="VerbatimChar"/>
+        </w:rPr>
+        <w:t xml:space="preserve">  Año 2: S/ 150,000.00 (VP: S/ 119,579.08)</w:t>
+      </w:r>
+      <w:r>
+        <w:br/>
+      </w:r>
+      <w:r>
+        <w:rPr>
+          <w:rStyle w:val="VerbatimChar"/>
+        </w:rPr>
+        <w:t xml:space="preserve">  Año 3: S/ 200,000.00 (VP: S/ 142,356.05)</w:t>
+      </w:r>
+      <w:r>
+        <w:br/>
+      </w:r>
+      <w:r>
+        <w:rPr>
+          <w:rStyle w:val="VerbatimChar"/>
+        </w:rPr>
+        <w:t xml:space="preserve">  Año 4: S/ 250,000.00 (VP: S/ 158,879.52)</w:t>
+      </w:r>
+      <w:r>
+        <w:br/>
+      </w:r>
+      <w:r>
+        <w:rPr>
+          <w:rStyle w:val="VerbatimChar"/>
+        </w:rPr>
+        <w:t xml:space="preserve">  Año 5: S/ 300,000.00 (VP: S/ 170,228.06)</w:t>
+      </w:r>
+      <w:r>
+        <w:br/>
+      </w:r>
+      <w:r>
+        <w:br/>
+      </w:r>
+      <w:r>
+        <w:rPr>
+          <w:rStyle w:val="VerbatimChar"/>
+        </w:rPr>
+        <w:t xml:space="preserve">Análisis de recuperación:</w:t>
+      </w:r>
+      <w:r>
+        <w:br/>
+      </w:r>
+      <w:r>
+        <w:rPr>
+          <w:rStyle w:val="VerbatimChar"/>
+        </w:rPr>
+        <w:t xml:space="preserve">  Año 1: Saldo acumulado S/ -700,000.00</w:t>
+      </w:r>
+      <w:r>
+        <w:br/>
+      </w:r>
+      <w:r>
+        <w:rPr>
+          <w:rStyle w:val="VerbatimChar"/>
+        </w:rPr>
+        <w:t xml:space="preserve">  Año 2: Saldo acumulado S/ -550,000.00</w:t>
+      </w:r>
+      <w:r>
+        <w:br/>
+      </w:r>
+      <w:r>
+        <w:rPr>
+          <w:rStyle w:val="VerbatimChar"/>
+        </w:rPr>
+        <w:t xml:space="preserve">  Año 3: Saldo acumulado S/ -350,000.00</w:t>
+      </w:r>
+      <w:r>
+        <w:br/>
+      </w:r>
+      <w:r>
+        <w:rPr>
+          <w:rStyle w:val="VerbatimChar"/>
+        </w:rPr>
+        <w:t xml:space="preserve">  Año 4: Saldo acumulado S/ -100,000.00</w:t>
+      </w:r>
+      <w:r>
+        <w:br/>
+      </w:r>
+      <w:r>
+        <w:rPr>
+          <w:rStyle w:val="VerbatimChar"/>
+        </w:rPr>
+        <w:t xml:space="preserve">  Año 5: Saldo acumulado S/ 200,000.00</w:t>
+      </w:r>
+      <w:r>
+        <w:br/>
+      </w:r>
+      <w:r>
+        <w:br/>
+      </w:r>
+      <w:r>
+        <w:rPr>
+          <w:rStyle w:val="VerbatimChar"/>
+        </w:rPr>
+        <w:t xml:space="preserve">============================================================</w:t>
+      </w:r>
+      <w:r>
+        <w:br/>
+      </w:r>
+      <w:r>
+        <w:rPr>
+          <w:rStyle w:val="VerbatimChar"/>
+        </w:rPr>
+        <w:t xml:space="preserve">RESULTADOS:</w:t>
+      </w:r>
+      <w:r>
+        <w:br/>
+      </w:r>
+      <w:r>
+        <w:rPr>
+          <w:rStyle w:val="VerbatimChar"/>
+        </w:rPr>
+        <w:t xml:space="preserve">VPN: S/ -119,671.58</w:t>
+      </w:r>
+      <w:r>
+        <w:br/>
+      </w:r>
+      <w:r>
+        <w:rPr>
+          <w:rStyle w:val="VerbatimChar"/>
+        </w:rPr>
+        <w:t xml:space="preserve">Recomendación: RECHAZAR el proyecto</w:t>
+      </w:r>
+      <w:r>
+        <w:br/>
+      </w:r>
+      <w:r>
+        <w:rPr>
+          <w:rStyle w:val="VerbatimChar"/>
+        </w:rPr>
+        <w:t xml:space="preserve">El proyecto destruye valor</w:t>
+      </w:r>
+      <w:r>
+        <w:br/>
+      </w:r>
+      <w:r>
+        <w:br/>
+      </w:r>
+      <w:r>
+        <w:rPr>
+          <w:rStyle w:val="VerbatimChar"/>
+        </w:rPr>
+        <w:t xml:space="preserve">Período de recuperación: 5 años</w:t>
+      </w:r>
+      <w:r>
+        <w:br/>
+      </w:r>
+      <w:r>
+        <w:rPr>
+          <w:rStyle w:val="VerbatimChar"/>
+        </w:rPr>
+        <w:t xml:space="preserve">============================================================</w:t>
+      </w:r>
+    </w:p>
     <w:bookmarkEnd w:id="77"/>
     <w:bookmarkStart w:id="78" w:name="X23943252e9c9dc2acd4089c3dbe397da4e069d9"/>
     <w:p>
@@ -43371,6 +46549,479 @@
           <w:rStyle w:val="NormalTok"/>
         </w:rPr>
         <w:t xml:space="preserve"> simular_politica_monetaria(escenario_2)</w:t>
+      </w:r>
+    </w:p>
+    <w:p>
+      <w:pPr>
+        <w:pStyle w:val="SourceCode"/>
+      </w:pPr>
+      <w:r>
+        <w:rPr>
+          <w:rStyle w:val="VerbatimChar"/>
+        </w:rPr>
+        <w:t xml:space="preserve">ESCENARIO 1: Presiones inflacionarias</w:t>
+      </w:r>
+      <w:r>
+        <w:br/>
+      </w:r>
+      <w:r>
+        <w:rPr>
+          <w:rStyle w:val="VerbatimChar"/>
+        </w:rPr>
+        <w:t xml:space="preserve">SIMULADOR DE POLÍTICA MONETARIA</w:t>
+      </w:r>
+      <w:r>
+        <w:br/>
+      </w:r>
+      <w:r>
+        <w:rPr>
+          <w:rStyle w:val="VerbatimChar"/>
+        </w:rPr>
+        <w:t xml:space="preserve">============================================================</w:t>
+      </w:r>
+      <w:r>
+        <w:br/>
+      </w:r>
+      <w:r>
+        <w:br/>
+      </w:r>
+      <w:r>
+        <w:rPr>
+          <w:rStyle w:val="VerbatimChar"/>
+        </w:rPr>
+        <w:t xml:space="preserve">Indicadores macroeconómicos:</w:t>
+      </w:r>
+      <w:r>
+        <w:br/>
+      </w:r>
+      <w:r>
+        <w:rPr>
+          <w:rStyle w:val="VerbatimChar"/>
+        </w:rPr>
+        <w:t xml:space="preserve">  Inflación actual: 5.20%</w:t>
+      </w:r>
+      <w:r>
+        <w:br/>
+      </w:r>
+      <w:r>
+        <w:rPr>
+          <w:rStyle w:val="VerbatimChar"/>
+        </w:rPr>
+        <w:t xml:space="preserve">  Inflación esperada: 5.50%</w:t>
+      </w:r>
+      <w:r>
+        <w:br/>
+      </w:r>
+      <w:r>
+        <w:rPr>
+          <w:rStyle w:val="VerbatimChar"/>
+        </w:rPr>
+        <w:t xml:space="preserve">  Meta de inflación: 3.00%</w:t>
+      </w:r>
+      <w:r>
+        <w:br/>
+      </w:r>
+      <w:r>
+        <w:rPr>
+          <w:rStyle w:val="VerbatimChar"/>
+        </w:rPr>
+        <w:t xml:space="preserve">  Brecha del producto: +1.50%</w:t>
+      </w:r>
+      <w:r>
+        <w:br/>
+      </w:r>
+      <w:r>
+        <w:rPr>
+          <w:rStyle w:val="VerbatimChar"/>
+        </w:rPr>
+        <w:t xml:space="preserve">  Tasa de interés actual: 5.50%</w:t>
+      </w:r>
+      <w:r>
+        <w:br/>
+      </w:r>
+      <w:r>
+        <w:br/>
+      </w:r>
+      <w:r>
+        <w:rPr>
+          <w:rStyle w:val="VerbatimChar"/>
+        </w:rPr>
+        <w:t xml:space="preserve">============================================================</w:t>
+      </w:r>
+      <w:r>
+        <w:br/>
+      </w:r>
+      <w:r>
+        <w:rPr>
+          <w:rStyle w:val="VerbatimChar"/>
+        </w:rPr>
+        <w:t xml:space="preserve">ANÁLISIS:</w:t>
+      </w:r>
+      <w:r>
+        <w:br/>
+      </w:r>
+      <w:r>
+        <w:rPr>
+          <w:rStyle w:val="VerbatimChar"/>
+        </w:rPr>
+        <w:t xml:space="preserve">⚠️  Inflación significativamente por encima de la meta</w:t>
+      </w:r>
+      <w:r>
+        <w:br/>
+      </w:r>
+      <w:r>
+        <w:rPr>
+          <w:rStyle w:val="VerbatimChar"/>
+        </w:rPr>
+        <w:t xml:space="preserve">○ Economía por encima de su potencial</w:t>
+      </w:r>
+      <w:r>
+        <w:br/>
+      </w:r>
+      <w:r>
+        <w:br/>
+      </w:r>
+      <w:r>
+        <w:rPr>
+          <w:rStyle w:val="VerbatimChar"/>
+        </w:rPr>
+        <w:t xml:space="preserve">============================================================</w:t>
+      </w:r>
+      <w:r>
+        <w:br/>
+      </w:r>
+      <w:r>
+        <w:rPr>
+          <w:rStyle w:val="VerbatimChar"/>
+        </w:rPr>
+        <w:t xml:space="preserve">RECOMENDACIÓN DE POLÍTICA:</w:t>
+      </w:r>
+      <w:r>
+        <w:br/>
+      </w:r>
+      <w:r>
+        <w:rPr>
+          <w:rStyle w:val="VerbatimChar"/>
+        </w:rPr>
+        <w:t xml:space="preserve">↑ SUBIR FUERTE la tasa de interés a 6.00%</w:t>
+      </w:r>
+      <w:r>
+        <w:br/>
+      </w:r>
+      <w:r>
+        <w:rPr>
+          <w:rStyle w:val="VerbatimChar"/>
+        </w:rPr>
+        <w:t xml:space="preserve">  Ajuste: +0.50 puntos porcentuales</w:t>
+      </w:r>
+      <w:r>
+        <w:br/>
+      </w:r>
+      <w:r>
+        <w:rPr>
+          <w:rStyle w:val="VerbatimChar"/>
+        </w:rPr>
+        <w:t xml:space="preserve">  Justificación: Controlar presiones inflacionarias</w:t>
+      </w:r>
+      <w:r>
+        <w:br/>
+      </w:r>
+      <w:r>
+        <w:br/>
+      </w:r>
+      <w:r>
+        <w:rPr>
+          <w:rStyle w:val="VerbatimChar"/>
+        </w:rPr>
+        <w:t xml:space="preserve">Efectos esperados:</w:t>
+      </w:r>
+      <w:r>
+        <w:br/>
+      </w:r>
+      <w:r>
+        <w:rPr>
+          <w:rStyle w:val="VerbatimChar"/>
+        </w:rPr>
+        <w:t xml:space="preserve">  • Encarecimiento del crédito</w:t>
+      </w:r>
+      <w:r>
+        <w:br/>
+      </w:r>
+      <w:r>
+        <w:rPr>
+          <w:rStyle w:val="VerbatimChar"/>
+        </w:rPr>
+        <w:t xml:space="preserve">  • Reducción del consumo e inversión</w:t>
+      </w:r>
+      <w:r>
+        <w:br/>
+      </w:r>
+      <w:r>
+        <w:rPr>
+          <w:rStyle w:val="VerbatimChar"/>
+        </w:rPr>
+        <w:t xml:space="preserve">  • Desaceleración de la inflación</w:t>
+      </w:r>
+      <w:r>
+        <w:br/>
+      </w:r>
+      <w:r>
+        <w:rPr>
+          <w:rStyle w:val="VerbatimChar"/>
+        </w:rPr>
+        <w:t xml:space="preserve">  • Apreciación de la moneda local</w:t>
+      </w:r>
+      <w:r>
+        <w:br/>
+      </w:r>
+      <w:r>
+        <w:rPr>
+          <w:rStyle w:val="VerbatimChar"/>
+        </w:rPr>
+        <w:t xml:space="preserve">============================================================</w:t>
+      </w:r>
+      <w:r>
+        <w:br/>
+      </w:r>
+      <w:r>
+        <w:br/>
+      </w:r>
+      <w:r>
+        <w:rPr>
+          <w:rStyle w:val="VerbatimChar"/>
+        </w:rPr>
+        <w:t xml:space="preserve">================================================================================</w:t>
+      </w:r>
+      <w:r>
+        <w:br/>
+      </w:r>
+      <w:r>
+        <w:br/>
+      </w:r>
+      <w:r>
+        <w:rPr>
+          <w:rStyle w:val="VerbatimChar"/>
+        </w:rPr>
+        <w:t xml:space="preserve">ESCENARIO 2: Recesión económica</w:t>
+      </w:r>
+      <w:r>
+        <w:br/>
+      </w:r>
+      <w:r>
+        <w:rPr>
+          <w:rStyle w:val="VerbatimChar"/>
+        </w:rPr>
+        <w:t xml:space="preserve">SIMULADOR DE POLÍTICA MONETARIA</w:t>
+      </w:r>
+      <w:r>
+        <w:br/>
+      </w:r>
+      <w:r>
+        <w:rPr>
+          <w:rStyle w:val="VerbatimChar"/>
+        </w:rPr>
+        <w:t xml:space="preserve">============================================================</w:t>
+      </w:r>
+      <w:r>
+        <w:br/>
+      </w:r>
+      <w:r>
+        <w:br/>
+      </w:r>
+      <w:r>
+        <w:rPr>
+          <w:rStyle w:val="VerbatimChar"/>
+        </w:rPr>
+        <w:t xml:space="preserve">Indicadores macroeconómicos:</w:t>
+      </w:r>
+      <w:r>
+        <w:br/>
+      </w:r>
+      <w:r>
+        <w:rPr>
+          <w:rStyle w:val="VerbatimChar"/>
+        </w:rPr>
+        <w:t xml:space="preserve">  Inflación actual: 2.00%</w:t>
+      </w:r>
+      <w:r>
+        <w:br/>
+      </w:r>
+      <w:r>
+        <w:rPr>
+          <w:rStyle w:val="VerbatimChar"/>
+        </w:rPr>
+        <w:t xml:space="preserve">  Inflación esperada: 1.80%</w:t>
+      </w:r>
+      <w:r>
+        <w:br/>
+      </w:r>
+      <w:r>
+        <w:rPr>
+          <w:rStyle w:val="VerbatimChar"/>
+        </w:rPr>
+        <w:t xml:space="preserve">  Meta de inflación: 3.00%</w:t>
+      </w:r>
+      <w:r>
+        <w:br/>
+      </w:r>
+      <w:r>
+        <w:rPr>
+          <w:rStyle w:val="VerbatimChar"/>
+        </w:rPr>
+        <w:t xml:space="preserve">  Brecha del producto: -3.50%</w:t>
+      </w:r>
+      <w:r>
+        <w:br/>
+      </w:r>
+      <w:r>
+        <w:rPr>
+          <w:rStyle w:val="VerbatimChar"/>
+        </w:rPr>
+        <w:t xml:space="preserve">  Tasa de interés actual: 4.00%</w:t>
+      </w:r>
+      <w:r>
+        <w:br/>
+      </w:r>
+      <w:r>
+        <w:br/>
+      </w:r>
+      <w:r>
+        <w:rPr>
+          <w:rStyle w:val="VerbatimChar"/>
+        </w:rPr>
+        <w:t xml:space="preserve">============================================================</w:t>
+      </w:r>
+      <w:r>
+        <w:br/>
+      </w:r>
+      <w:r>
+        <w:rPr>
+          <w:rStyle w:val="VerbatimChar"/>
+        </w:rPr>
+        <w:t xml:space="preserve">ANÁLISIS:</w:t>
+      </w:r>
+      <w:r>
+        <w:br/>
+      </w:r>
+      <w:r>
+        <w:rPr>
+          <w:rStyle w:val="VerbatimChar"/>
+        </w:rPr>
+        <w:t xml:space="preserve">✓ Inflación dentro del rango meta</w:t>
+      </w:r>
+      <w:r>
+        <w:br/>
+      </w:r>
+      <w:r>
+        <w:rPr>
+          <w:rStyle w:val="VerbatimChar"/>
+        </w:rPr>
+        <w:t xml:space="preserve">⚠️  Economía en recesión</w:t>
+      </w:r>
+      <w:r>
+        <w:br/>
+      </w:r>
+      <w:r>
+        <w:br/>
+      </w:r>
+      <w:r>
+        <w:rPr>
+          <w:rStyle w:val="VerbatimChar"/>
+        </w:rPr>
+        <w:t xml:space="preserve">============================================================</w:t>
+      </w:r>
+      <w:r>
+        <w:br/>
+      </w:r>
+      <w:r>
+        <w:rPr>
+          <w:rStyle w:val="VerbatimChar"/>
+        </w:rPr>
+        <w:t xml:space="preserve">RECOMENDACIÓN DE POLÍTICA:</w:t>
+      </w:r>
+      <w:r>
+        <w:br/>
+      </w:r>
+      <w:r>
+        <w:rPr>
+          <w:rStyle w:val="VerbatimChar"/>
+        </w:rPr>
+        <w:t xml:space="preserve">↓ BAJAR FUERTE la tasa de interés a 3.50%</w:t>
+      </w:r>
+      <w:r>
+        <w:br/>
+      </w:r>
+      <w:r>
+        <w:rPr>
+          <w:rStyle w:val="VerbatimChar"/>
+        </w:rPr>
+        <w:t xml:space="preserve">  Ajuste: -0.50 puntos porcentuales</w:t>
+      </w:r>
+      <w:r>
+        <w:br/>
+      </w:r>
+      <w:r>
+        <w:rPr>
+          <w:rStyle w:val="VerbatimChar"/>
+        </w:rPr>
+        <w:t xml:space="preserve">  Justificación: Estimular la actividad económica</w:t>
+      </w:r>
+      <w:r>
+        <w:br/>
+      </w:r>
+      <w:r>
+        <w:br/>
+      </w:r>
+      <w:r>
+        <w:rPr>
+          <w:rStyle w:val="VerbatimChar"/>
+        </w:rPr>
+        <w:t xml:space="preserve">Efectos esperados:</w:t>
+      </w:r>
+      <w:r>
+        <w:br/>
+      </w:r>
+      <w:r>
+        <w:rPr>
+          <w:rStyle w:val="VerbatimChar"/>
+        </w:rPr>
+        <w:t xml:space="preserve">  • Abaratamiento del crédito</w:t>
+      </w:r>
+      <w:r>
+        <w:br/>
+      </w:r>
+      <w:r>
+        <w:rPr>
+          <w:rStyle w:val="VerbatimChar"/>
+        </w:rPr>
+        <w:t xml:space="preserve">  • Estímulo al consumo e inversión</w:t>
+      </w:r>
+      <w:r>
+        <w:br/>
+      </w:r>
+      <w:r>
+        <w:rPr>
+          <w:rStyle w:val="VerbatimChar"/>
+        </w:rPr>
+        <w:t xml:space="preserve">  • Impulso a la actividad económica</w:t>
+      </w:r>
+      <w:r>
+        <w:br/>
+      </w:r>
+      <w:r>
+        <w:rPr>
+          <w:rStyle w:val="VerbatimChar"/>
+        </w:rPr>
+        <w:t xml:space="preserve">  • Depreciación de la moneda local</w:t>
+      </w:r>
+      <w:r>
+        <w:br/>
+      </w:r>
+      <w:r>
+        <w:rPr>
+          <w:rStyle w:val="VerbatimChar"/>
+        </w:rPr>
+        <w:t xml:space="preserve">============================================================</w:t>
       </w:r>
     </w:p>
     <w:bookmarkEnd w:id="78"/>
